--- a/resources/Q_Template.docx
+++ b/resources/Q_Template.docx
@@ -1,6 +1,6 @@
 
 <file path=word/document.xml><?xml version="1.0" encoding="utf-8"?>
-<w:document xmlns:mc="http://schemas.openxmlformats.org/markup-compatibility/2006" xmlns:ve="http://schemas.openxmlformats.org/markup-compatibility/2006" xmlns:o="urn:schemas-microsoft-com:office:office" xmlns:r="http://schemas.openxmlformats.org/officeDocument/2006/relationships" xmlns:m="http://schemas.openxmlformats.org/officeDocument/2006/math" xmlns:v="urn:schemas-microsoft-com:vml" xmlns:wp="http://schemas.openxmlformats.org/drawingml/2006/wordprocessingDrawing" xmlns:w10="urn:schemas-microsoft-com:office:word" xmlns:w="http://schemas.openxmlformats.org/wordprocessingml/2006/main" xmlns:wne="http://schemas.microsoft.com/office/word/2006/wordml" xmlns:a="http://schemas.openxmlformats.org/drawingml/2006/main" xmlns:pic="http://schemas.openxmlformats.org/drawingml/2006/picture" xmlns:wpg="http://schemas.microsoft.com/office/word/2010/wordprocessingGroup" xmlns:wps="http://schemas.microsoft.com/office/word/2010/wordprocessingShape" xmlns:w14="http://schemas.microsoft.com/office/word/2010/wordml" mc:Ignorable="w14" xml:space="preserve">
+<w:document xmlns:wpc="http://schemas.microsoft.com/office/word/2010/wordprocessingCanvas" xmlns:cx="http://schemas.microsoft.com/office/drawing/2014/chartex" xmlns:cx1="http://schemas.microsoft.com/office/drawing/2015/9/8/chartex" xmlns:cx2="http://schemas.microsoft.com/office/drawing/2015/10/21/chartex" xmlns:cx3="http://schemas.microsoft.com/office/drawing/2016/5/9/chartex" xmlns:cx4="http://schemas.microsoft.com/office/drawing/2016/5/10/chartex" xmlns:cx5="http://schemas.microsoft.com/office/drawing/2016/5/11/chartex" xmlns:cx6="http://schemas.microsoft.com/office/drawing/2016/5/12/chartex" xmlns:cx7="http://schemas.microsoft.com/office/drawing/2016/5/13/chartex" xmlns:cx8="http://schemas.microsoft.com/office/drawing/2016/5/14/chartex" xmlns:mc="http://schemas.openxmlformats.org/markup-compatibility/2006" xmlns:aink="http://schemas.microsoft.com/office/drawing/2016/ink" xmlns:am3d="http://schemas.microsoft.com/office/drawing/2017/model3d" xmlns:o="urn:schemas-microsoft-com:office:office" xmlns:oel="http://schemas.microsoft.com/office/2019/extlst" xmlns:r="http://schemas.openxmlformats.org/officeDocument/2006/relationships" xmlns:m="http://schemas.openxmlformats.org/officeDocument/2006/math" xmlns:v="urn:schemas-microsoft-com:vml" xmlns:wp14="http://schemas.microsoft.com/office/word/2010/wordprocessingDrawing" xmlns:wp="http://schemas.openxmlformats.org/drawingml/2006/wordprocessingDrawing" xmlns:w10="urn:schemas-microsoft-com:office:word" xmlns:w="http://schemas.openxmlformats.org/wordprocessingml/2006/main" xmlns:w14="http://schemas.microsoft.com/office/word/2010/wordml" xmlns:w15="http://schemas.microsoft.com/office/word/2012/wordml" xmlns:w16cex="http://schemas.microsoft.com/office/word/2018/wordml/cex" xmlns:w16cid="http://schemas.microsoft.com/office/word/2016/wordml/cid" xmlns:w16="http://schemas.microsoft.com/office/word/2018/wordml" xmlns:w16du="http://schemas.microsoft.com/office/word/2023/wordml/word16du" xmlns:w16sdtdh="http://schemas.microsoft.com/office/word/2020/wordml/sdtdatahash" xmlns:w16sdtfl="http://schemas.microsoft.com/office/word/2024/wordml/sdtformatlock" xmlns:w16se="http://schemas.microsoft.com/office/word/2015/wordml/symex" xmlns:wpg="http://schemas.microsoft.com/office/word/2010/wordprocessingGroup" xmlns:wpi="http://schemas.microsoft.com/office/word/2010/wordprocessingInk" xmlns:wne="http://schemas.microsoft.com/office/word/2006/wordml" xmlns:wps="http://schemas.microsoft.com/office/word/2010/wordprocessingShape" mc:Ignorable="w14 w15 w16se w16cid w16 w16cex w16sdtdh w16sdtfl w16du wp14">
   <w:body>
     <w:p>
       <w:pPr>
@@ -17,12 +17,17 @@
       <w:pPr>
         <w:pStyle w:val="BodyText"/>
         <w:tabs>
-          <w:tab w:pos="1264" w:val="left" w:leader="none"/>
-          <w:tab w:pos="1564" w:val="left" w:leader="none"/>
-          <w:tab w:pos="4115" w:val="left" w:leader="none"/>
+          <w:tab w:val="left" w:pos="1264"/>
+          <w:tab w:val="left" w:pos="1564"/>
+          <w:tab w:val="left" w:pos="4115"/>
         </w:tabs>
-        <w:spacing w:line="468" w:lineRule="auto" w:before="302"/>
+        <w:spacing w:before="302" w:line="468" w:lineRule="auto"/>
         <w:ind w:right="4455"/>
+        <w:rPr>
+          <w:rFonts w:ascii="Cambria" w:hAnsi="Cambria"/>
+          <w:color w:val="000000"/>
+          <w:spacing w:val="-2"/>
+        </w:rPr>
       </w:pPr>
       <w:r>
         <w:rPr>
@@ -31,17 +36,24 @@
         <w:t>本人:</w:t>
       </w:r>
       <w:r>
-        <w:rPr/>
         <w:tab/>
       </w:r>
       <w:r>
-        <w:rPr>
-          <w:color w:val="081C36"/>
-          <w:spacing w:val="-4"/>
-          <w:sz w:val="23"/>
-          <w:shd w:fill="E4EEFF" w:color="auto" w:val="clear"/>
-        </w:rPr>
-        <w:t>陈松松</w:t>
+        <w:t>{{</w:t>
+      </w:r>
+      <w:proofErr w:type="spellStart"/>
+      <w:r>
+        <w:t>invit</w:t>
+      </w:r>
+      <w:r>
+        <w:rPr>
+          <w:rFonts w:ascii="Cambria" w:hAnsi="Cambria"/>
+        </w:rPr>
+        <w:t>erName</w:t>
+      </w:r>
+      <w:proofErr w:type="spellEnd"/>
+      <w:r>
+        <w:t>}}</w:t>
       </w:r>
       <w:r>
         <w:rPr>
@@ -61,19 +73,13 @@
           <w:color w:val="000000"/>
           <w:spacing w:val="-30"/>
         </w:rPr>
-        <w:t> </w:t>
+        <w:t xml:space="preserve"> </w:t>
       </w:r>
       <w:r>
         <w:rPr>
           <w:color w:val="000000"/>
         </w:rPr>
-        <w:t>中</w:t>
-      </w:r>
-      <w:r>
-        <w:rPr>
-          <w:color w:val="000000"/>
-        </w:rPr>
-        <w:t>国</w:t>
+        <w:t>中国</w:t>
       </w:r>
       <w:r>
         <w:rPr>
@@ -90,10 +96,29 @@
       </w:r>
       <w:r>
         <w:rPr>
+          <w:rFonts w:ascii="Cambria" w:hAnsi="Cambria"/>
           <w:color w:val="000000"/>
           <w:spacing w:val="-2"/>
         </w:rPr>
-        <w:t>340521199207223016</w:t>
+        <w:t>{{</w:t>
+      </w:r>
+      <w:proofErr w:type="spellStart"/>
+      <w:r>
+        <w:rPr>
+          <w:rFonts w:ascii="Cambria" w:hAnsi="Cambria"/>
+          <w:color w:val="000000"/>
+          <w:spacing w:val="-2"/>
+        </w:rPr>
+        <w:t>inviterIdCard</w:t>
+      </w:r>
+      <w:proofErr w:type="spellEnd"/>
+      <w:r>
+        <w:rPr>
+          <w:rFonts w:ascii="Cambria" w:hAnsi="Cambria"/>
+          <w:color w:val="000000"/>
+          <w:spacing w:val="-2"/>
+        </w:rPr>
+        <w:t>}}</w:t>
       </w:r>
     </w:p>
     <w:p>
@@ -108,23 +133,50 @@
         <w:rPr>
           <w:spacing w:val="-1"/>
         </w:rPr>
-        <w:t>联系电话: </w:t>
-      </w:r>
-      <w:r>
-        <w:rPr>
-          <w:rFonts w:ascii="Calibri" w:eastAsia="Calibri"/>
+        <w:t xml:space="preserve">联系电话: </w:t>
+      </w:r>
+      <w:r>
+        <w:rPr>
+          <w:rFonts w:ascii="Cambria" w:hAnsi="Cambria"/>
+          <w:color w:val="000000"/>
           <w:spacing w:val="-2"/>
         </w:rPr>
-        <w:t>18655548582</w:t>
+        <w:t>{{</w:t>
+      </w:r>
+      <w:proofErr w:type="spellStart"/>
+      <w:r>
+        <w:rPr>
+          <w:rFonts w:ascii="Cambria" w:hAnsi="Cambria"/>
+          <w:color w:val="000000"/>
+          <w:spacing w:val="-2"/>
+        </w:rPr>
+        <w:t>inviterId</w:t>
+      </w:r>
+      <w:r>
+        <w:rPr>
+          <w:rFonts w:ascii="Cambria" w:hAnsi="Cambria"/>
+          <w:color w:val="000000"/>
+          <w:spacing w:val="-2"/>
+        </w:rPr>
+        <w:t>Phone</w:t>
+      </w:r>
+      <w:proofErr w:type="spellEnd"/>
+      <w:r>
+        <w:rPr>
+          <w:rFonts w:ascii="Cambria" w:hAnsi="Cambria"/>
+          <w:color w:val="000000"/>
+          <w:spacing w:val="-2"/>
+        </w:rPr>
+        <w:t>}}</w:t>
       </w:r>
     </w:p>
     <w:p>
       <w:pPr>
         <w:spacing w:before="284"/>
-        <w:ind w:left="4" w:right="0" w:firstLine="0"/>
-        <w:jc w:val="left"/>
-        <w:rPr>
-          <w:sz w:val="23"/>
+        <w:ind w:left="4"/>
+        <w:rPr>
+          <w:rFonts w:ascii="Cambria" w:hAnsi="Cambria"/>
+          <w:sz w:val="24"/>
         </w:rPr>
       </w:pPr>
       <w:r>
@@ -135,120 +187,140 @@
       </w:r>
       <w:r>
         <w:rPr>
-          <w:color w:val="081C36"/>
-          <w:spacing w:val="-1"/>
-          <w:sz w:val="23"/>
-          <w:shd w:fill="E4EEFF" w:color="auto" w:val="clear"/>
-        </w:rPr>
-        <w:t>安徽省马鞍山市博望区博望镇永合村另埂自然村 </w:t>
-      </w:r>
-      <w:r>
-        <w:rPr>
-          <w:rFonts w:ascii="Segoe UI" w:eastAsia="Segoe UI"/>
-          <w:color w:val="081C36"/>
-          <w:sz w:val="23"/>
-          <w:shd w:fill="E4EEFF" w:color="auto" w:val="clear"/>
-        </w:rPr>
-        <w:t>124-2</w:t>
-      </w:r>
-      <w:r>
-        <w:rPr>
-          <w:rFonts w:ascii="Segoe UI" w:eastAsia="Segoe UI"/>
-          <w:color w:val="081C36"/>
-          <w:spacing w:val="27"/>
-          <w:sz w:val="23"/>
-          <w:shd w:fill="E4EEFF" w:color="auto" w:val="clear"/>
-        </w:rPr>
-        <w:t> </w:t>
-      </w:r>
-      <w:r>
-        <w:rPr>
-          <w:color w:val="081C36"/>
-          <w:spacing w:val="-10"/>
-          <w:sz w:val="23"/>
-          <w:shd w:fill="E4EEFF" w:color="auto" w:val="clear"/>
-        </w:rPr>
-        <w:t>号</w:t>
+          <w:rFonts w:ascii="Cambria" w:hAnsi="Cambria"/>
+          <w:sz w:val="24"/>
+        </w:rPr>
+        <w:t>{{</w:t>
+      </w:r>
+      <w:proofErr w:type="spellStart"/>
+      <w:r>
+        <w:rPr>
+          <w:rFonts w:ascii="Cambria" w:hAnsi="Cambria"/>
+          <w:sz w:val="24"/>
+        </w:rPr>
+        <w:t>inviterAddress</w:t>
+      </w:r>
+      <w:proofErr w:type="spellEnd"/>
+      <w:r>
+        <w:rPr>
+          <w:rFonts w:ascii="Cambria" w:hAnsi="Cambria"/>
+          <w:sz w:val="24"/>
+        </w:rPr>
+        <w:t>}}</w:t>
       </w:r>
     </w:p>
     <w:p>
       <w:pPr>
         <w:pStyle w:val="BodyText"/>
-        <w:spacing w:before="274"/>
-      </w:pPr>
-      <w:r>
-        <w:rPr/>
-        <w:t>现邀请本人的：</w:t>
-      </w:r>
-      <w:r>
-        <w:rPr>
-          <w:rFonts w:ascii="Segoe UI Symbol" w:hAnsi="Segoe UI Symbol" w:eastAsia="Segoe UI Symbol"/>
-          <w:spacing w:val="32"/>
-        </w:rPr>
-        <w:t>☑ </w:t>
-      </w:r>
-      <w:r>
-        <w:rPr>
-          <w:spacing w:val="-1"/>
-        </w:rPr>
-        <w:t>配偶、□ 父母、□ 配偶的父母、□ 子女、□ 兄弟姐妹、□ 祖父母、</w:t>
+        <w:spacing w:before="276" w:line="468" w:lineRule="auto"/>
+        <w:ind w:right="8087"/>
+      </w:pPr>
+      <w:r>
+        <w:t>现邀请本人的：{{spouse}} 配偶、{{parents}} 父母、{{</w:t>
+      </w:r>
+      <w:proofErr w:type="spellStart"/>
+      <w:r>
+        <w:t>spouseParents</w:t>
+      </w:r>
+      <w:proofErr w:type="spellEnd"/>
+      <w:r>
+        <w:t>}} 配偶的父母、{{children}} 子女、{{siblings}} 兄弟姐妹、{{</w:t>
+      </w:r>
+      <w:proofErr w:type="spellStart"/>
+      <w:r>
+        <w:t>paternalGrandparents</w:t>
+      </w:r>
+      <w:proofErr w:type="spellEnd"/>
+      <w:r>
+        <w:t>}} 祖父母、</w:t>
       </w:r>
     </w:p>
     <w:p>
       <w:pPr>
         <w:pStyle w:val="BodyText"/>
-        <w:spacing w:line="252" w:lineRule="auto" w:before="12"/>
-        <w:ind w:right="131"/>
-      </w:pPr>
-      <w:r>
-        <w:rPr>
-          <w:spacing w:val="21"/>
-        </w:rPr>
-        <w:t>□ 外祖父母、 □ 孙子女、 □ 外孙子女、 □ 子女的配偶、 □ 亲戚</w:t>
-      </w:r>
-      <w:r>
-        <w:rPr/>
-        <w:t>（</w:t>
-      </w:r>
-      <w:r>
-        <w:rPr>
-          <w:spacing w:val="-5"/>
-        </w:rPr>
-        <w:t> 请说</w:t>
-      </w:r>
-      <w:r>
-        <w:rPr>
-          <w:spacing w:val="-2"/>
-        </w:rPr>
-        <w:t>明).......................</w:t>
+        <w:spacing w:before="276" w:line="468" w:lineRule="auto"/>
+        <w:ind w:right="8087"/>
+      </w:pPr>
+      <w:r>
+        <w:t>{{</w:t>
+      </w:r>
+      <w:proofErr w:type="spellStart"/>
+      <w:r>
+        <w:t>maternalGrandparents</w:t>
+      </w:r>
+      <w:proofErr w:type="spellEnd"/>
+      <w:r>
+        <w:t>}} 外祖父母、{{grandchildren}} 孙子女、{{</w:t>
+      </w:r>
+      <w:proofErr w:type="spellStart"/>
+      <w:r>
+        <w:t>maternalGran</w:t>
+      </w:r>
+      <w:r>
+        <w:lastRenderedPageBreak/>
+        <w:t>dchildren</w:t>
+      </w:r>
+      <w:proofErr w:type="spellEnd"/>
+      <w:r>
+        <w:t>}} 外孙子女、{{</w:t>
+      </w:r>
+      <w:proofErr w:type="spellStart"/>
+      <w:r>
+        <w:t>childrenSpouse</w:t>
+      </w:r>
+      <w:proofErr w:type="spellEnd"/>
+      <w:r>
+        <w:t>}} 子女的配偶、</w:t>
       </w:r>
     </w:p>
     <w:p>
       <w:pPr>
         <w:pStyle w:val="BodyText"/>
-        <w:spacing w:line="468" w:lineRule="auto" w:before="276"/>
+        <w:spacing w:before="276" w:line="468" w:lineRule="auto"/>
         <w:ind w:right="8087"/>
       </w:pPr>
       <w:r>
-        <w:rPr>
-          <w:spacing w:val="-2"/>
-        </w:rPr>
-        <w:t>来中国探望我。现向贵馆申请：</w:t>
+        <w:t>{{relative}} 亲戚（请说明）{{</w:t>
+      </w:r>
+      <w:proofErr w:type="spellStart"/>
+      <w:r>
+        <w:t>relativeNote</w:t>
+      </w:r>
+      <w:proofErr w:type="spellEnd"/>
+      <w:proofErr w:type="gramStart"/>
+      <w:r>
+        <w:t>}}.......................</w:t>
+      </w:r>
+      <w:proofErr w:type="gramEnd"/>
+      <w:r>
+        <w:t xml:space="preserve"> </w:t>
       </w:r>
     </w:p>
     <w:p>
       <w:pPr>
         <w:pStyle w:val="BodyText"/>
+        <w:spacing w:before="276" w:line="468" w:lineRule="auto"/>
+        <w:ind w:right="8087"/>
+      </w:pPr>
+      <w:r>
+        <w:rPr>
+          <w:spacing w:val="-2"/>
+        </w:rPr>
+        <w:t>来中国探望我。现向贵馆申请：</w:t>
+      </w:r>
+    </w:p>
+    <w:p>
+      <w:pPr>
+        <w:pStyle w:val="BodyText"/>
         <w:tabs>
-          <w:tab w:pos="2944" w:val="left" w:leader="none"/>
-          <w:tab w:pos="5465" w:val="left" w:leader="none"/>
-          <w:tab w:pos="8225" w:val="left" w:leader="dot"/>
+          <w:tab w:val="left" w:pos="2944"/>
+          <w:tab w:val="left" w:pos="5465"/>
+          <w:tab w:val="left" w:leader="dot" w:pos="8225"/>
         </w:tabs>
-        <w:spacing w:line="308" w:lineRule="exact" w:before="0"/>
+        <w:spacing w:before="0" w:line="308" w:lineRule="exact"/>
         <w:ind w:left="1463"/>
       </w:pPr>
       <w:r>
-        <w:rPr/>
         <w:t>团聚签</w:t>
       </w:r>
       <w:r>
@@ -258,30 +330,15 @@
         <w:t>证</w:t>
       </w:r>
       <w:r>
-        <w:rPr/>
         <w:tab/>
       </w:r>
       <w:r>
         <w:rPr>
-          <w:rFonts w:ascii="Segoe UI Symbol" w:hAnsi="Segoe UI Symbol" w:eastAsia="Segoe UI Symbol"/>
-        </w:rPr>
-        <w:t>☑</w:t>
-      </w:r>
-      <w:r>
-        <w:rPr>
-          <w:rFonts w:ascii="Segoe UI Symbol" w:hAnsi="Segoe UI Symbol" w:eastAsia="Segoe UI Symbol"/>
-          <w:spacing w:val="53"/>
-        </w:rPr>
-        <w:t> </w:t>
-      </w:r>
-      <w:r>
-        <w:rPr>
-          <w:spacing w:val="-5"/>
-        </w:rPr>
-        <w:t>Q1</w:t>
-      </w:r>
-      <w:r>
-        <w:rPr/>
+          <w:rFonts w:ascii="Segoe UI Symbol" w:eastAsia="Segoe UI Symbol" w:hAnsi="Segoe UI Symbol"/>
+        </w:rPr>
+        <w:t>{{q1}} Q1</w:t>
+      </w:r>
+      <w:r>
         <w:tab/>
         <w:t>停留</w:t>
       </w:r>
@@ -292,7 +349,6 @@
         <w:t>…………000</w:t>
       </w:r>
       <w:r>
-        <w:rPr/>
         <w:tab/>
       </w:r>
       <w:r>
@@ -306,15 +362,14 @@
       <w:pPr>
         <w:pStyle w:val="BodyText"/>
         <w:tabs>
-          <w:tab w:pos="2944" w:val="left" w:leader="none"/>
-          <w:tab w:pos="5525" w:val="left" w:leader="none"/>
-          <w:tab w:pos="8525" w:val="left" w:leader="dot"/>
+          <w:tab w:val="left" w:pos="2944"/>
+          <w:tab w:val="left" w:pos="5525"/>
+          <w:tab w:val="left" w:leader="dot" w:pos="8525"/>
         </w:tabs>
         <w:spacing w:before="292"/>
         <w:ind w:left="1463"/>
       </w:pPr>
       <w:r>
-        <w:rPr/>
         <w:t>短期签</w:t>
       </w:r>
       <w:r>
@@ -324,28 +379,12 @@
         <w:t>证</w:t>
       </w:r>
       <w:r>
-        <w:rPr/>
         <w:tab/>
-        <w:t>□ Q2</w:t>
-      </w:r>
-      <w:r>
-        <w:rPr>
-          <w:spacing w:val="-60"/>
-        </w:rPr>
-        <w:t> </w:t>
-      </w:r>
-      <w:r>
-        <w:rPr/>
-        <w:t>一</w:t>
-      </w:r>
-      <w:r>
-        <w:rPr>
-          <w:spacing w:val="-10"/>
-        </w:rPr>
-        <w:t>次</w:t>
-      </w:r>
-      <w:r>
-        <w:rPr/>
+      </w:r>
+      <w:r>
+        <w:t>{{q2Once}} Q2 一次</w:t>
+      </w:r>
+      <w:r>
         <w:tab/>
         <w:t>停留</w:t>
       </w:r>
@@ -356,7 +395,6 @@
         <w:t>……………180</w:t>
       </w:r>
       <w:r>
-        <w:rPr/>
         <w:tab/>
       </w:r>
       <w:r>
@@ -368,48 +406,21 @@
     </w:p>
     <w:p>
       <w:pPr>
-        <w:pStyle w:val="ListParagraph"/>
-        <w:numPr>
-          <w:ilvl w:val="0"/>
-          <w:numId w:val="1"/>
-        </w:numPr>
         <w:tabs>
-          <w:tab w:pos="3304" w:val="left" w:leader="none"/>
-          <w:tab w:pos="5585" w:val="left" w:leader="none"/>
-          <w:tab w:pos="8225" w:val="left" w:leader="dot"/>
+          <w:tab w:val="left" w:pos="3304"/>
+          <w:tab w:val="left" w:pos="5585"/>
+          <w:tab w:val="left" w:leader="dot" w:pos="8225"/>
         </w:tabs>
-        <w:spacing w:line="240" w:lineRule="auto" w:before="293" w:after="0"/>
-        <w:ind w:left="3304" w:right="0" w:hanging="360"/>
-        <w:jc w:val="left"/>
-        <w:rPr>
-          <w:sz w:val="24"/>
-        </w:rPr>
-      </w:pPr>
-      <w:r>
-        <w:rPr>
-          <w:sz w:val="24"/>
-        </w:rPr>
-        <w:t>Q2</w:t>
-      </w:r>
-      <w:r>
-        <w:rPr>
-          <w:spacing w:val="-60"/>
-          <w:sz w:val="24"/>
-        </w:rPr>
-        <w:t> </w:t>
-      </w:r>
-      <w:r>
-        <w:rPr>
-          <w:sz w:val="24"/>
-        </w:rPr>
-        <w:t>两</w:t>
-      </w:r>
-      <w:r>
-        <w:rPr>
-          <w:spacing w:val="-10"/>
-          <w:sz w:val="24"/>
-        </w:rPr>
-        <w:t>次</w:t>
+        <w:ind w:left="2944"/>
+        <w:rPr>
+          <w:sz w:val="24"/>
+        </w:rPr>
+      </w:pPr>
+      <w:r>
+        <w:rPr>
+          <w:sz w:val="24"/>
+        </w:rPr>
+        <w:t>{{q2Twice}} Q2 两次</w:t>
       </w:r>
       <w:r>
         <w:rPr>
@@ -427,7 +438,7 @@
       </w:r>
       <w:r>
         <w:rPr>
-          <w:rFonts w:ascii="Times New Roman" w:hAnsi="Times New Roman" w:eastAsia="Times New Roman"/>
+          <w:rFonts w:ascii="Times New Roman" w:eastAsia="Times New Roman" w:hAnsi="Times New Roman"/>
           <w:sz w:val="24"/>
         </w:rPr>
         <w:tab/>
@@ -442,130 +453,68 @@
     </w:p>
     <w:p>
       <w:pPr>
-        <w:pStyle w:val="ListParagraph"/>
-        <w:numPr>
-          <w:ilvl w:val="0"/>
-          <w:numId w:val="1"/>
-        </w:numPr>
         <w:tabs>
-          <w:tab w:pos="3304" w:val="left" w:leader="none"/>
-          <w:tab w:pos="5585" w:val="left" w:leader="none"/>
-          <w:tab w:pos="8225" w:val="left" w:leader="dot"/>
+          <w:tab w:val="left" w:pos="3304"/>
+          <w:tab w:val="left" w:pos="5585"/>
+          <w:tab w:val="left" w:leader="dot" w:pos="8225"/>
         </w:tabs>
-        <w:spacing w:line="240" w:lineRule="auto" w:before="293" w:after="0"/>
-        <w:ind w:left="3304" w:right="0" w:hanging="360"/>
-        <w:jc w:val="left"/>
-        <w:rPr>
-          <w:sz w:val="24"/>
-        </w:rPr>
-      </w:pPr>
-      <w:r>
-        <w:rPr>
-          <w:sz w:val="24"/>
-        </w:rPr>
-        <w:t>Q2</w:t>
-      </w:r>
-      <w:r>
-        <w:rPr>
-          <w:spacing w:val="-60"/>
-          <w:sz w:val="24"/>
-        </w:rPr>
-        <w:t> </w:t>
-      </w:r>
-      <w:r>
-        <w:rPr>
-          <w:sz w:val="24"/>
-        </w:rPr>
-        <w:t>半年多</w:t>
-      </w:r>
-      <w:r>
-        <w:rPr>
-          <w:spacing w:val="-10"/>
-          <w:sz w:val="24"/>
-        </w:rPr>
-        <w:t>次</w:t>
-      </w:r>
-      <w:r>
-        <w:rPr>
-          <w:sz w:val="24"/>
-        </w:rPr>
-        <w:tab/>
-        <w:t>停</w:t>
-      </w:r>
-      <w:r>
-        <w:rPr>
-          <w:spacing w:val="-10"/>
-          <w:sz w:val="24"/>
-        </w:rPr>
-        <w:t>留</w:t>
-      </w:r>
-      <w:r>
-        <w:rPr>
-          <w:rFonts w:ascii="Times New Roman" w:hAnsi="Times New Roman" w:eastAsia="Times New Roman"/>
-          <w:sz w:val="24"/>
-        </w:rPr>
-        <w:tab/>
-      </w:r>
-      <w:r>
-        <w:rPr>
-          <w:spacing w:val="-10"/>
-          <w:sz w:val="24"/>
-        </w:rPr>
-        <w:t>天</w:t>
+        <w:ind w:left="2944"/>
+        <w:rPr>
+          <w:sz w:val="24"/>
+        </w:rPr>
+      </w:pPr>
+      <w:r>
+        <w:rPr>
+          <w:sz w:val="24"/>
+        </w:rPr>
+        <w:t>{{q2HalfYear}} Q2 半年多次    停留................天</w:t>
       </w:r>
     </w:p>
     <w:p>
       <w:pPr>
-        <w:pStyle w:val="ListParagraph"/>
-        <w:numPr>
-          <w:ilvl w:val="0"/>
-          <w:numId w:val="1"/>
-        </w:numPr>
         <w:tabs>
-          <w:tab w:pos="3304" w:val="left" w:leader="none"/>
-          <w:tab w:pos="5585" w:val="left" w:leader="none"/>
-          <w:tab w:pos="8105" w:val="left" w:leader="dot"/>
+          <w:tab w:val="left" w:pos="3304"/>
+          <w:tab w:val="left" w:pos="5585"/>
+          <w:tab w:val="left" w:leader="dot" w:pos="8105"/>
         </w:tabs>
-        <w:spacing w:line="240" w:lineRule="auto" w:before="292" w:after="0"/>
-        <w:ind w:left="3304" w:right="0" w:hanging="360"/>
-        <w:jc w:val="left"/>
-        <w:rPr>
-          <w:sz w:val="24"/>
-        </w:rPr>
-      </w:pPr>
-      <w:r>
-        <w:rPr>
-          <w:sz w:val="24"/>
-        </w:rPr>
-        <w:t>Q2</w:t>
-      </w:r>
-      <w:r>
-        <w:rPr>
-          <w:spacing w:val="-60"/>
-          <w:sz w:val="24"/>
-        </w:rPr>
-        <w:t> </w:t>
-      </w:r>
-      <w:r>
-        <w:rPr>
-          <w:sz w:val="24"/>
-        </w:rPr>
-        <w:t>一年多</w:t>
-      </w:r>
-      <w:r>
-        <w:rPr>
-          <w:spacing w:val="-10"/>
-          <w:sz w:val="24"/>
-        </w:rPr>
-        <w:t>次</w:t>
-      </w:r>
-      <w:r>
-        <w:rPr>
-          <w:sz w:val="24"/>
-        </w:rPr>
-        <w:tab/>
+        <w:spacing w:before="292"/>
+        <w:ind w:left="2700"/>
+        <w:rPr>
+          <w:sz w:val="24"/>
+        </w:rPr>
+      </w:pPr>
+      <w:r>
+        <w:rPr>
+          <w:sz w:val="24"/>
+        </w:rPr>
+        <w:t xml:space="preserve">  </w:t>
+      </w:r>
+      <w:r>
+        <w:rPr>
+          <w:sz w:val="24"/>
+        </w:rPr>
+        <w:t xml:space="preserve">{{q2OneYear}} Q2 </w:t>
+      </w:r>
+      <w:proofErr w:type="gramStart"/>
+      <w:r>
+        <w:rPr>
+          <w:sz w:val="24"/>
+        </w:rPr>
+        <w:t>一年多次</w:t>
+      </w:r>
+      <w:r>
+        <w:rPr>
+          <w:sz w:val="24"/>
+        </w:rPr>
+        <w:t xml:space="preserve">  </w:t>
+      </w:r>
+      <w:r>
+        <w:rPr>
+          <w:sz w:val="24"/>
+        </w:rPr>
         <w:t>停留</w:t>
       </w:r>
+      <w:proofErr w:type="gramEnd"/>
       <w:r>
         <w:rPr>
           <w:spacing w:val="-2"/>
@@ -595,18 +544,29 @@
         <w:rPr>
           <w:spacing w:val="-1"/>
         </w:rPr>
-        <w:t>被邀请人姓名: </w:t>
-      </w:r>
-      <w:r>
-        <w:rPr/>
-        <w:t>PHAN MAY NHAN</w:t>
+        <w:t xml:space="preserve">被邀请人姓名: </w:t>
+      </w:r>
+      <w:r>
+        <w:t>{{</w:t>
+      </w:r>
+      <w:r>
+        <w:t>n</w:t>
+      </w:r>
+      <w:r>
+        <w:rPr>
+          <w:rFonts w:ascii="Cambria" w:hAnsi="Cambria"/>
+        </w:rPr>
+        <w:t>ame</w:t>
+      </w:r>
+      <w:r>
+        <w:t>}}</w:t>
       </w:r>
       <w:r>
         <w:rPr>
           <w:spacing w:val="60"/>
           <w:w w:val="150"/>
         </w:rPr>
-        <w:t> </w:t>
+        <w:t xml:space="preserve"> </w:t>
       </w:r>
       <w:r>
         <w:rPr>
@@ -624,44 +584,85 @@
         <w:rPr>
           <w:spacing w:val="-11"/>
         </w:rPr>
-        <w:t>护照号码： </w:t>
-      </w:r>
-      <w:r>
-        <w:rPr/>
-        <w:t>E03099984 出生日期:  2004</w:t>
+        <w:t>护照号码：</w:t>
+      </w:r>
+      <w:r>
+        <w:t>{{</w:t>
+      </w:r>
+      <w:proofErr w:type="spellStart"/>
+      <w:r>
+        <w:t>passport_number</w:t>
+      </w:r>
+      <w:proofErr w:type="spellEnd"/>
+      <w:r>
+        <w:t xml:space="preserve">}} </w:t>
+      </w:r>
+      <w:r>
+        <w:t xml:space="preserve">出生日期:  </w:t>
+      </w:r>
+      <w:r>
+        <w:t>{{</w:t>
+      </w:r>
+      <w:proofErr w:type="spellStart"/>
+      <w:r>
+        <w:t>birth_year</w:t>
+      </w:r>
+      <w:proofErr w:type="spellEnd"/>
+      <w:r>
+        <w:t>}}</w:t>
       </w:r>
       <w:r>
         <w:rPr>
           <w:spacing w:val="-40"/>
         </w:rPr>
-        <w:t> 年 </w:t>
-      </w:r>
-      <w:r>
-        <w:rPr/>
-        <w:t>09</w:t>
+        <w:t xml:space="preserve">年 </w:t>
+      </w:r>
+      <w:r>
+        <w:t>{{</w:t>
+      </w:r>
+      <w:proofErr w:type="spellStart"/>
+      <w:r>
+        <w:t>birth_</w:t>
+      </w:r>
+      <w:r>
+        <w:t>month</w:t>
+      </w:r>
+      <w:proofErr w:type="spellEnd"/>
+      <w:r>
+        <w:t>}}</w:t>
       </w:r>
       <w:r>
         <w:rPr>
           <w:spacing w:val="-40"/>
         </w:rPr>
-        <w:t> 月 </w:t>
-      </w:r>
-      <w:r>
-        <w:rPr/>
-        <w:t>13</w:t>
+        <w:t xml:space="preserve"> 月 </w:t>
+      </w:r>
+      <w:r>
+        <w:t>{{</w:t>
+      </w:r>
+      <w:proofErr w:type="spellStart"/>
+      <w:r>
+        <w:t>birth_</w:t>
+      </w:r>
+      <w:r>
+        <w:t>day</w:t>
+      </w:r>
+      <w:proofErr w:type="spellEnd"/>
+      <w:r>
+        <w:t>}}</w:t>
       </w:r>
       <w:r>
         <w:rPr>
           <w:spacing w:val="-35"/>
         </w:rPr>
-        <w:t> 日</w:t>
+        <w:t xml:space="preserve"> 日</w:t>
       </w:r>
     </w:p>
     <w:p>
       <w:pPr>
         <w:pStyle w:val="BodyText"/>
         <w:tabs>
-          <w:tab w:pos="1684" w:val="left" w:leader="none"/>
+          <w:tab w:val="left" w:pos="1684"/>
         </w:tabs>
       </w:pPr>
       <w:r>
@@ -677,14 +678,13 @@
         <w:t>:</w:t>
       </w:r>
       <w:r>
-        <w:rPr/>
         <w:tab/>
       </w:r>
       <w:r>
         <w:rPr>
           <w:spacing w:val="-2"/>
         </w:rPr>
-        <w:t>0817910125</w:t>
+        <w:t>{{phone}}</w:t>
       </w:r>
     </w:p>
     <w:p>
@@ -702,16 +702,18 @@
       <w:pPr>
         <w:pStyle w:val="BodyText"/>
         <w:tabs>
-          <w:tab w:pos="2618" w:val="left" w:leader="none"/>
+          <w:tab w:val="left" w:pos="2618"/>
         </w:tabs>
         <w:spacing w:before="292"/>
         <w:ind w:left="0" w:right="879"/>
         <w:jc w:val="right"/>
       </w:pPr>
       <w:r>
-        <w:rPr/>
+        <w:rPr>
+          <w:noProof/>
+        </w:rPr>
         <w:drawing>
-          <wp:anchor distT="0" distB="0" distL="0" distR="0" allowOverlap="1" layoutInCell="1" locked="0" behindDoc="1" simplePos="0" relativeHeight="487563264">
+          <wp:anchor distT="0" distB="0" distL="0" distR="0" simplePos="0" relativeHeight="487563264" behindDoc="1" locked="0" layoutInCell="1" allowOverlap="1" wp14:anchorId="39E092D3" wp14:editId="776D7201">
             <wp:simplePos x="0" y="0"/>
             <wp:positionH relativeFrom="page">
               <wp:posOffset>5000718</wp:posOffset>
@@ -724,11 +726,11 @@
             <wp:wrapNone/>
             <wp:docPr id="1" name="Image 1"/>
             <wp:cNvGraphicFramePr>
-              <a:graphicFrameLocks/>
+              <a:graphicFrameLocks xmlns:a="http://schemas.openxmlformats.org/drawingml/2006/main"/>
             </wp:cNvGraphicFramePr>
-            <a:graphic>
+            <a:graphic xmlns:a="http://schemas.openxmlformats.org/drawingml/2006/main">
               <a:graphicData uri="http://schemas.openxmlformats.org/drawingml/2006/picture">
-                <pic:pic>
+                <pic:pic xmlns:pic="http://schemas.openxmlformats.org/drawingml/2006/picture">
                   <pic:nvPicPr>
                     <pic:cNvPr id="1" name="Image 1"/>
                     <pic:cNvPicPr/>
@@ -755,54 +757,49 @@
         </w:drawing>
       </w:r>
       <w:r>
-        <w:rPr/>
         <w:t>邀请人：..</w:t>
       </w:r>
       <w:r>
         <w:rPr>
           <w:spacing w:val="-70"/>
         </w:rPr>
-        <w:t> </w:t>
-      </w:r>
-      <w:r>
-        <w:rPr/>
+        <w:t xml:space="preserve"> </w:t>
+      </w:r>
+      <w:r>
         <w:t>..</w:t>
       </w:r>
       <w:r>
         <w:rPr>
           <w:spacing w:val="-70"/>
         </w:rPr>
-        <w:t> </w:t>
-      </w:r>
-      <w:r>
-        <w:rPr/>
+        <w:t xml:space="preserve"> </w:t>
+      </w:r>
+      <w:r>
         <w:t>.</w:t>
       </w:r>
       <w:r>
         <w:rPr>
           <w:spacing w:val="-70"/>
         </w:rPr>
-        <w:t> </w:t>
-      </w:r>
-      <w:r>
-        <w:rPr/>
+        <w:t xml:space="preserve"> </w:t>
+      </w:r>
+      <w:r>
         <w:t>.</w:t>
       </w:r>
       <w:r>
         <w:rPr>
           <w:spacing w:val="-19"/>
         </w:rPr>
-        <w:t> </w:t>
-      </w:r>
-      <w:r>
-        <w:rPr/>
+        <w:t xml:space="preserve"> </w:t>
+      </w:r>
+      <w:r>
         <w:t>.</w:t>
       </w:r>
       <w:r>
         <w:rPr>
           <w:spacing w:val="-22"/>
         </w:rPr>
-        <w:t> </w:t>
+        <w:t xml:space="preserve"> </w:t>
       </w:r>
       <w:r>
         <w:rPr>
@@ -811,7 +808,6 @@
         <w:t>.</w:t>
       </w:r>
       <w:r>
-        <w:rPr/>
         <w:tab/>
         <w:t>.</w:t>
       </w:r>
@@ -819,17 +815,16 @@
         <w:rPr>
           <w:spacing w:val="-22"/>
         </w:rPr>
-        <w:t> </w:t>
-      </w:r>
-      <w:r>
-        <w:rPr/>
+        <w:t xml:space="preserve"> </w:t>
+      </w:r>
+      <w:r>
         <w:t>.</w:t>
       </w:r>
       <w:r>
         <w:rPr>
           <w:spacing w:val="-70"/>
         </w:rPr>
-        <w:t> </w:t>
+        <w:t xml:space="preserve"> </w:t>
       </w:r>
       <w:r>
         <w:rPr>
@@ -845,46 +840,110 @@
         <w:jc w:val="right"/>
       </w:pPr>
       <w:r>
-        <w:rPr/>
-        <w:t>2026</w:t>
+        <w:rPr>
+          <w:rFonts w:ascii="Cambria" w:hAnsi="Cambria"/>
+        </w:rPr>
+        <w:t>{{</w:t>
+      </w:r>
+      <w:proofErr w:type="spellStart"/>
+      <w:r>
+        <w:rPr>
+          <w:rFonts w:ascii="Cambria" w:hAnsi="Cambria"/>
+        </w:rPr>
+        <w:t>today_year</w:t>
+      </w:r>
+      <w:proofErr w:type="spellEnd"/>
+      <w:proofErr w:type="gramStart"/>
+      <w:r>
+        <w:rPr>
+          <w:rFonts w:ascii="Cambria" w:hAnsi="Cambria"/>
+        </w:rPr>
+        <w:t>}}</w:t>
       </w:r>
       <w:r>
         <w:rPr>
           <w:spacing w:val="-40"/>
         </w:rPr>
-        <w:t> 年 </w:t>
-      </w:r>
-      <w:r>
-        <w:rPr>
-          <w:rFonts w:ascii="Calibri" w:eastAsia="Calibri"/>
-        </w:rPr>
-        <w:t>08</w:t>
+        <w:t>年</w:t>
+      </w:r>
+      <w:proofErr w:type="gramEnd"/>
+      <w:r>
+        <w:rPr>
+          <w:spacing w:val="-40"/>
+        </w:rPr>
+        <w:t xml:space="preserve"> </w:t>
+      </w:r>
+      <w:r>
+        <w:rPr>
+          <w:rFonts w:ascii="Cambria" w:hAnsi="Cambria"/>
+        </w:rPr>
+        <w:t>{{</w:t>
+      </w:r>
+      <w:proofErr w:type="spellStart"/>
+      <w:r>
+        <w:rPr>
+          <w:rFonts w:ascii="Cambria" w:hAnsi="Cambria"/>
+        </w:rPr>
+        <w:t>today_</w:t>
+      </w:r>
+      <w:r>
+        <w:rPr>
+          <w:rFonts w:ascii="Cambria" w:hAnsi="Cambria"/>
+        </w:rPr>
+        <w:t>month</w:t>
+      </w:r>
+      <w:proofErr w:type="spellEnd"/>
+      <w:r>
+        <w:rPr>
+          <w:rFonts w:ascii="Cambria" w:hAnsi="Cambria"/>
+        </w:rPr>
+        <w:t>}}</w:t>
       </w:r>
       <w:r>
         <w:rPr>
           <w:rFonts w:ascii="Calibri" w:eastAsia="Calibri"/>
           <w:spacing w:val="8"/>
         </w:rPr>
-        <w:t> </w:t>
+        <w:t xml:space="preserve"> </w:t>
       </w:r>
       <w:r>
         <w:rPr>
           <w:spacing w:val="-30"/>
         </w:rPr>
-        <w:t>月 </w:t>
-      </w:r>
-      <w:r>
-        <w:rPr>
-          <w:rFonts w:ascii="Calibri" w:eastAsia="Calibri"/>
-        </w:rPr>
-        <w:t>06</w:t>
+        <w:t xml:space="preserve">月 </w:t>
+      </w:r>
+      <w:r>
+        <w:rPr>
+          <w:rFonts w:ascii="Cambria" w:hAnsi="Cambria"/>
+        </w:rPr>
+        <w:t>{{</w:t>
+      </w:r>
+      <w:proofErr w:type="spellStart"/>
+      <w:r>
+        <w:rPr>
+          <w:rFonts w:ascii="Cambria" w:hAnsi="Cambria"/>
+        </w:rPr>
+        <w:t>today_</w:t>
+      </w:r>
+      <w:r>
+        <w:rPr>
+          <w:rFonts w:ascii="Cambria" w:hAnsi="Cambria"/>
+        </w:rPr>
+        <w:t>day</w:t>
+      </w:r>
+      <w:proofErr w:type="spellEnd"/>
+      <w:r>
+        <w:rPr>
+          <w:rFonts w:ascii="Cambria" w:hAnsi="Cambria"/>
+        </w:rPr>
+        <w:t>}}</w:t>
       </w:r>
       <w:r>
         <w:rPr>
           <w:rFonts w:ascii="Calibri" w:eastAsia="Calibri"/>
           <w:spacing w:val="8"/>
         </w:rPr>
-        <w:t> </w:t>
+        <w:t xml:space="preserve"> </w:t>
       </w:r>
       <w:r>
         <w:rPr>
@@ -896,26 +955,28 @@
     <w:sectPr>
       <w:type w:val="continuous"/>
       <w:pgSz w:w="11900" w:h="16850"/>
-      <w:pgMar w:top="1400" w:bottom="280" w:left="1417" w:right="708"/>
+      <w:pgMar w:top="1400" w:right="708" w:bottom="280" w:left="1417" w:header="720" w:footer="720" w:gutter="0"/>
+      <w:cols w:space="720"/>
     </w:sectPr>
   </w:body>
 </w:document>
 </file>
 
 <file path=word/numbering.xml><?xml version="1.0" encoding="utf-8"?>
-<w:numbering xmlns:ve="http://schemas.openxmlformats.org/markup-compatibility/2006" xmlns:o="urn:schemas-microsoft-com:office:office" xmlns:r="http://schemas.openxmlformats.org/officeDocument/2006/relationships" xmlns:m="http://schemas.openxmlformats.org/officeDocument/2006/math" xmlns:v="urn:schemas-microsoft-com:vml" xmlns:wp="http://schemas.openxmlformats.org/drawingml/2006/wordprocessingDrawing" xmlns:w10="urn:schemas-microsoft-com:office:word" xmlns:w="http://schemas.openxmlformats.org/wordprocessingml/2006/main" xmlns:wne="http://schemas.microsoft.com/office/word/2006/wordml">
-  <w:abstractNum w:abstractNumId="0">
+<w:numbering xmlns:wpc="http://schemas.microsoft.com/office/word/2010/wordprocessingCanvas" xmlns:cx="http://schemas.microsoft.com/office/drawing/2014/chartex" xmlns:cx1="http://schemas.microsoft.com/office/drawing/2015/9/8/chartex" xmlns:cx2="http://schemas.microsoft.com/office/drawing/2015/10/21/chartex" xmlns:cx3="http://schemas.microsoft.com/office/drawing/2016/5/9/chartex" xmlns:cx4="http://schemas.microsoft.com/office/drawing/2016/5/10/chartex" xmlns:cx5="http://schemas.microsoft.com/office/drawing/2016/5/11/chartex" xmlns:cx6="http://schemas.microsoft.com/office/drawing/2016/5/12/chartex" xmlns:cx7="http://schemas.microsoft.com/office/drawing/2016/5/13/chartex" xmlns:cx8="http://schemas.microsoft.com/office/drawing/2016/5/14/chartex" xmlns:mc="http://schemas.openxmlformats.org/markup-compatibility/2006" xmlns:aink="http://schemas.microsoft.com/office/drawing/2016/ink" xmlns:am3d="http://schemas.microsoft.com/office/drawing/2017/model3d" xmlns:o="urn:schemas-microsoft-com:office:office" xmlns:oel="http://schemas.microsoft.com/office/2019/extlst" xmlns:r="http://schemas.openxmlformats.org/officeDocument/2006/relationships" xmlns:m="http://schemas.openxmlformats.org/officeDocument/2006/math" xmlns:v="urn:schemas-microsoft-com:vml" xmlns:wp14="http://schemas.microsoft.com/office/word/2010/wordprocessingDrawing" xmlns:wp="http://schemas.openxmlformats.org/drawingml/2006/wordprocessingDrawing" xmlns:w10="urn:schemas-microsoft-com:office:word" xmlns:w="http://schemas.openxmlformats.org/wordprocessingml/2006/main" xmlns:w14="http://schemas.microsoft.com/office/word/2010/wordml" xmlns:w15="http://schemas.microsoft.com/office/word/2012/wordml" xmlns:w16cex="http://schemas.microsoft.com/office/word/2018/wordml/cex" xmlns:w16cid="http://schemas.microsoft.com/office/word/2016/wordml/cid" xmlns:w16="http://schemas.microsoft.com/office/word/2018/wordml" xmlns:w16du="http://schemas.microsoft.com/office/word/2023/wordml/word16du" xmlns:w16sdtdh="http://schemas.microsoft.com/office/word/2020/wordml/sdtdatahash" xmlns:w16sdtfl="http://schemas.microsoft.com/office/word/2024/wordml/sdtformatlock" xmlns:w16se="http://schemas.microsoft.com/office/word/2015/wordml/symex" xmlns:wpg="http://schemas.microsoft.com/office/word/2010/wordprocessingGroup" xmlns:wpi="http://schemas.microsoft.com/office/word/2010/wordprocessingInk" xmlns:wne="http://schemas.microsoft.com/office/word/2006/wordml" xmlns:wps="http://schemas.microsoft.com/office/word/2010/wordprocessingShape" mc:Ignorable="w14 w15 w16se w16cid w16 w16cex w16sdtdh w16sdtfl w16du wp14">
+  <w:abstractNum w:abstractNumId="0" w15:restartNumberingAfterBreak="0">
+    <w:nsid w:val="59666C7A"/>
     <w:multiLevelType w:val="hybridMultilevel"/>
-    <w:lvl w:ilvl="0">
-      <w:start w:val="0"/>
+    <w:tmpl w:val="F9667E0C"/>
+    <w:lvl w:ilvl="0" w:tplc="0554BE56">
       <w:numFmt w:val="bullet"/>
       <w:lvlText w:val="□"/>
       <w:lvlJc w:val="left"/>
       <w:pPr>
-        <w:ind w:left="3304" w:hanging="360"/>
+        <w:ind w:left="3060" w:hanging="360"/>
       </w:pPr>
       <w:rPr>
-        <w:rFonts w:hint="default" w:ascii="SimSun" w:hAnsi="SimSun" w:eastAsia="SimSun" w:cs="SimSun"/>
+        <w:rFonts w:ascii="SimSun" w:eastAsia="SimSun" w:hAnsi="SimSun" w:cs="SimSun" w:hint="default"/>
         <w:b w:val="0"/>
         <w:bCs w:val="0"/>
         <w:i w:val="0"/>
@@ -927,104 +988,96 @@
         <w:lang w:val="en-US" w:eastAsia="zh-CN" w:bidi="ar-SA"/>
       </w:rPr>
     </w:lvl>
-    <w:lvl w:ilvl="1">
-      <w:start w:val="0"/>
+    <w:lvl w:ilvl="1" w:tplc="775A50BC">
       <w:numFmt w:val="bullet"/>
       <w:lvlText w:val="•"/>
       <w:lvlJc w:val="left"/>
       <w:pPr>
-        <w:ind w:left="3947" w:hanging="360"/>
+        <w:ind w:left="3703" w:hanging="360"/>
       </w:pPr>
       <w:rPr>
         <w:rFonts w:hint="default"/>
         <w:lang w:val="en-US" w:eastAsia="zh-CN" w:bidi="ar-SA"/>
       </w:rPr>
     </w:lvl>
-    <w:lvl w:ilvl="2">
-      <w:start w:val="0"/>
+    <w:lvl w:ilvl="2" w:tplc="904C57D6">
       <w:numFmt w:val="bullet"/>
       <w:lvlText w:val="•"/>
       <w:lvlJc w:val="left"/>
       <w:pPr>
-        <w:ind w:left="4594" w:hanging="360"/>
+        <w:ind w:left="4350" w:hanging="360"/>
       </w:pPr>
       <w:rPr>
         <w:rFonts w:hint="default"/>
         <w:lang w:val="en-US" w:eastAsia="zh-CN" w:bidi="ar-SA"/>
       </w:rPr>
     </w:lvl>
-    <w:lvl w:ilvl="3">
-      <w:start w:val="0"/>
+    <w:lvl w:ilvl="3" w:tplc="26143AA2">
       <w:numFmt w:val="bullet"/>
       <w:lvlText w:val="•"/>
       <w:lvlJc w:val="left"/>
       <w:pPr>
-        <w:ind w:left="5242" w:hanging="360"/>
+        <w:ind w:left="4998" w:hanging="360"/>
       </w:pPr>
       <w:rPr>
         <w:rFonts w:hint="default"/>
         <w:lang w:val="en-US" w:eastAsia="zh-CN" w:bidi="ar-SA"/>
       </w:rPr>
     </w:lvl>
-    <w:lvl w:ilvl="4">
-      <w:start w:val="0"/>
+    <w:lvl w:ilvl="4" w:tplc="A82E8AB8">
       <w:numFmt w:val="bullet"/>
       <w:lvlText w:val="•"/>
       <w:lvlJc w:val="left"/>
       <w:pPr>
-        <w:ind w:left="5889" w:hanging="360"/>
+        <w:ind w:left="5645" w:hanging="360"/>
       </w:pPr>
       <w:rPr>
         <w:rFonts w:hint="default"/>
         <w:lang w:val="en-US" w:eastAsia="zh-CN" w:bidi="ar-SA"/>
       </w:rPr>
     </w:lvl>
-    <w:lvl w:ilvl="5">
-      <w:start w:val="0"/>
+    <w:lvl w:ilvl="5" w:tplc="1DB290DA">
       <w:numFmt w:val="bullet"/>
       <w:lvlText w:val="•"/>
       <w:lvlJc w:val="left"/>
       <w:pPr>
-        <w:ind w:left="6537" w:hanging="360"/>
+        <w:ind w:left="6293" w:hanging="360"/>
       </w:pPr>
       <w:rPr>
         <w:rFonts w:hint="default"/>
         <w:lang w:val="en-US" w:eastAsia="zh-CN" w:bidi="ar-SA"/>
       </w:rPr>
     </w:lvl>
-    <w:lvl w:ilvl="6">
-      <w:start w:val="0"/>
+    <w:lvl w:ilvl="6" w:tplc="84C28458">
       <w:numFmt w:val="bullet"/>
       <w:lvlText w:val="•"/>
       <w:lvlJc w:val="left"/>
       <w:pPr>
-        <w:ind w:left="7184" w:hanging="360"/>
+        <w:ind w:left="6940" w:hanging="360"/>
       </w:pPr>
       <w:rPr>
         <w:rFonts w:hint="default"/>
         <w:lang w:val="en-US" w:eastAsia="zh-CN" w:bidi="ar-SA"/>
       </w:rPr>
     </w:lvl>
-    <w:lvl w:ilvl="7">
-      <w:start w:val="0"/>
+    <w:lvl w:ilvl="7" w:tplc="BEFA2DA8">
       <w:numFmt w:val="bullet"/>
       <w:lvlText w:val="•"/>
       <w:lvlJc w:val="left"/>
       <w:pPr>
-        <w:ind w:left="7831" w:hanging="360"/>
+        <w:ind w:left="7587" w:hanging="360"/>
       </w:pPr>
       <w:rPr>
         <w:rFonts w:hint="default"/>
         <w:lang w:val="en-US" w:eastAsia="zh-CN" w:bidi="ar-SA"/>
       </w:rPr>
     </w:lvl>
-    <w:lvl w:ilvl="8">
-      <w:start w:val="0"/>
+    <w:lvl w:ilvl="8" w:tplc="F74CE61E">
       <w:numFmt w:val="bullet"/>
       <w:lvlText w:val="•"/>
       <w:lvlJc w:val="left"/>
       <w:pPr>
-        <w:ind w:left="8479" w:hanging="360"/>
+        <w:ind w:left="8235" w:hanging="360"/>
       </w:pPr>
       <w:rPr>
         <w:rFonts w:hint="default"/>
@@ -1032,21 +1085,21 @@
       </w:rPr>
     </w:lvl>
   </w:abstractNum>
-  <w:num w:numId="1">
+  <w:num w:numId="1" w16cid:durableId="132409967">
     <w:abstractNumId w:val="0"/>
   </w:num>
 </w:numbering>
 </file>
 
 <file path=word/styles.xml><?xml version="1.0" encoding="utf-8"?>
-<w:styles xmlns:r="http://schemas.openxmlformats.org/officeDocument/2006/relationships" xmlns:w="http://schemas.openxmlformats.org/wordprocessingml/2006/main">
+<w:styles xmlns:mc="http://schemas.openxmlformats.org/markup-compatibility/2006" xmlns:r="http://schemas.openxmlformats.org/officeDocument/2006/relationships" xmlns:w="http://schemas.openxmlformats.org/wordprocessingml/2006/main" xmlns:w14="http://schemas.microsoft.com/office/word/2010/wordml" xmlns:w15="http://schemas.microsoft.com/office/word/2012/wordml" xmlns:w16cex="http://schemas.microsoft.com/office/word/2018/wordml/cex" xmlns:w16cid="http://schemas.microsoft.com/office/word/2016/wordml/cid" xmlns:w16="http://schemas.microsoft.com/office/word/2018/wordml" xmlns:w16du="http://schemas.microsoft.com/office/word/2023/wordml/word16du" xmlns:w16sdtdh="http://schemas.microsoft.com/office/word/2020/wordml/sdtdatahash" xmlns:w16sdtfl="http://schemas.microsoft.com/office/word/2024/wordml/sdtformatlock" xmlns:w16se="http://schemas.microsoft.com/office/word/2015/wordml/symex" mc:Ignorable="w14 w15 w16se w16cid w16 w16cex w16sdtdh w16sdtfl w16du">
   <w:docDefaults>
     <w:rPrDefault>
       <w:rPr>
-        <w:rFonts w:cstheme="minorBidi" w:hAnsiTheme="minorHAnsi" w:eastAsiaTheme="minorHAnsi" w:asciiTheme="minorHAnsi"/>
+        <w:rFonts w:asciiTheme="minorHAnsi" w:eastAsiaTheme="minorHAnsi" w:hAnsiTheme="minorHAnsi" w:cstheme="minorBidi"/>
         <w:sz w:val="22"/>
         <w:szCs w:val="22"/>
-        <w:lang w:val="en-US" w:bidi="ar-SA" w:eastAsia="en-US"/>
+        <w:lang w:val="en-US" w:eastAsia="en-US" w:bidi="ar-SA"/>
       </w:rPr>
     </w:rPrDefault>
     <w:pPrDefault>
@@ -1054,51 +1107,438 @@
         <w:widowControl w:val="0"/>
         <w:autoSpaceDE w:val="0"/>
         <w:autoSpaceDN w:val="0"/>
-        <w:spacing w:lineRule="auto" w:line="240" w:before="0" w:after="0"/>
-        <w:ind w:left="0" w:right="0"/>
-        <w:jc w:val="left"/>
       </w:pPr>
     </w:pPrDefault>
   </w:docDefaults>
-  <w:style w:styleId="DefaultParagraphFont" w:default="1" w:type="character">
+  <w:latentStyles w:defLockedState="0" w:defUIPriority="99" w:defSemiHidden="0" w:defUnhideWhenUsed="0" w:defQFormat="0" w:count="376">
+    <w:lsdException w:name="Normal" w:uiPriority="0" w:qFormat="1"/>
+    <w:lsdException w:name="heading 1" w:uiPriority="9" w:qFormat="1"/>
+    <w:lsdException w:name="heading 2" w:semiHidden="1" w:uiPriority="9" w:unhideWhenUsed="1" w:qFormat="1"/>
+    <w:lsdException w:name="heading 3" w:semiHidden="1" w:uiPriority="9" w:unhideWhenUsed="1" w:qFormat="1"/>
+    <w:lsdException w:name="heading 4" w:semiHidden="1" w:uiPriority="9" w:unhideWhenUsed="1" w:qFormat="1"/>
+    <w:lsdException w:name="heading 5" w:semiHidden="1" w:uiPriority="9" w:unhideWhenUsed="1" w:qFormat="1"/>
+    <w:lsdException w:name="heading 6" w:semiHidden="1" w:uiPriority="9" w:unhideWhenUsed="1" w:qFormat="1"/>
+    <w:lsdException w:name="heading 7" w:semiHidden="1" w:uiPriority="9" w:unhideWhenUsed="1" w:qFormat="1"/>
+    <w:lsdException w:name="heading 8" w:semiHidden="1" w:uiPriority="9" w:unhideWhenUsed="1" w:qFormat="1"/>
+    <w:lsdException w:name="heading 9" w:semiHidden="1" w:uiPriority="9" w:unhideWhenUsed="1" w:qFormat="1"/>
+    <w:lsdException w:name="index 1" w:semiHidden="1" w:unhideWhenUsed="1"/>
+    <w:lsdException w:name="index 2" w:semiHidden="1" w:unhideWhenUsed="1"/>
+    <w:lsdException w:name="index 3" w:semiHidden="1" w:unhideWhenUsed="1"/>
+    <w:lsdException w:name="index 4" w:semiHidden="1" w:unhideWhenUsed="1"/>
+    <w:lsdException w:name="index 5" w:semiHidden="1" w:unhideWhenUsed="1"/>
+    <w:lsdException w:name="index 6" w:semiHidden="1" w:unhideWhenUsed="1"/>
+    <w:lsdException w:name="index 7" w:semiHidden="1" w:unhideWhenUsed="1"/>
+    <w:lsdException w:name="index 8" w:semiHidden="1" w:unhideWhenUsed="1"/>
+    <w:lsdException w:name="index 9" w:semiHidden="1" w:unhideWhenUsed="1"/>
+    <w:lsdException w:name="toc 1" w:semiHidden="1" w:uiPriority="39" w:unhideWhenUsed="1"/>
+    <w:lsdException w:name="toc 2" w:semiHidden="1" w:uiPriority="39" w:unhideWhenUsed="1"/>
+    <w:lsdException w:name="toc 3" w:semiHidden="1" w:uiPriority="39" w:unhideWhenUsed="1"/>
+    <w:lsdException w:name="toc 4" w:semiHidden="1" w:uiPriority="39" w:unhideWhenUsed="1"/>
+    <w:lsdException w:name="toc 5" w:semiHidden="1" w:uiPriority="39" w:unhideWhenUsed="1"/>
+    <w:lsdException w:name="toc 6" w:semiHidden="1" w:uiPriority="39" w:unhideWhenUsed="1"/>
+    <w:lsdException w:name="toc 7" w:semiHidden="1" w:uiPriority="39" w:unhideWhenUsed="1"/>
+    <w:lsdException w:name="toc 8" w:semiHidden="1" w:uiPriority="39" w:unhideWhenUsed="1"/>
+    <w:lsdException w:name="toc 9" w:semiHidden="1" w:uiPriority="39" w:unhideWhenUsed="1"/>
+    <w:lsdException w:name="Normal Indent" w:semiHidden="1" w:unhideWhenUsed="1"/>
+    <w:lsdException w:name="footnote text" w:semiHidden="1" w:unhideWhenUsed="1"/>
+    <w:lsdException w:name="annotation text" w:semiHidden="1" w:unhideWhenUsed="1"/>
+    <w:lsdException w:name="header" w:semiHidden="1" w:unhideWhenUsed="1"/>
+    <w:lsdException w:name="footer" w:semiHidden="1" w:unhideWhenUsed="1"/>
+    <w:lsdException w:name="index heading" w:semiHidden="1" w:unhideWhenUsed="1"/>
+    <w:lsdException w:name="caption" w:semiHidden="1" w:uiPriority="35" w:unhideWhenUsed="1" w:qFormat="1"/>
+    <w:lsdException w:name="table of figures" w:semiHidden="1" w:unhideWhenUsed="1"/>
+    <w:lsdException w:name="envelope address" w:semiHidden="1" w:unhideWhenUsed="1"/>
+    <w:lsdException w:name="envelope return" w:semiHidden="1" w:unhideWhenUsed="1"/>
+    <w:lsdException w:name="footnote reference" w:semiHidden="1" w:unhideWhenUsed="1"/>
+    <w:lsdException w:name="annotation reference" w:semiHidden="1" w:unhideWhenUsed="1"/>
+    <w:lsdException w:name="line number" w:semiHidden="1" w:unhideWhenUsed="1"/>
+    <w:lsdException w:name="page number" w:semiHidden="1" w:unhideWhenUsed="1"/>
+    <w:lsdException w:name="endnote reference" w:semiHidden="1" w:unhideWhenUsed="1"/>
+    <w:lsdException w:name="endnote text" w:semiHidden="1" w:unhideWhenUsed="1"/>
+    <w:lsdException w:name="table of authorities" w:semiHidden="1" w:unhideWhenUsed="1"/>
+    <w:lsdException w:name="macro" w:semiHidden="1" w:unhideWhenUsed="1"/>
+    <w:lsdException w:name="toa heading" w:semiHidden="1" w:unhideWhenUsed="1"/>
+    <w:lsdException w:name="List" w:semiHidden="1" w:unhideWhenUsed="1"/>
+    <w:lsdException w:name="List Bullet" w:semiHidden="1" w:unhideWhenUsed="1"/>
+    <w:lsdException w:name="List Number" w:semiHidden="1" w:unhideWhenUsed="1"/>
+    <w:lsdException w:name="List 2" w:semiHidden="1" w:unhideWhenUsed="1"/>
+    <w:lsdException w:name="List 3" w:semiHidden="1" w:unhideWhenUsed="1"/>
+    <w:lsdException w:name="List 4" w:semiHidden="1" w:unhideWhenUsed="1"/>
+    <w:lsdException w:name="List 5" w:semiHidden="1" w:unhideWhenUsed="1"/>
+    <w:lsdException w:name="List Bullet 2" w:semiHidden="1" w:unhideWhenUsed="1"/>
+    <w:lsdException w:name="List Bullet 3" w:semiHidden="1" w:unhideWhenUsed="1"/>
+    <w:lsdException w:name="List Bullet 4" w:semiHidden="1" w:unhideWhenUsed="1"/>
+    <w:lsdException w:name="List Bullet 5" w:semiHidden="1" w:unhideWhenUsed="1"/>
+    <w:lsdException w:name="List Number 2" w:semiHidden="1" w:unhideWhenUsed="1"/>
+    <w:lsdException w:name="List Number 3" w:semiHidden="1" w:unhideWhenUsed="1"/>
+    <w:lsdException w:name="List Number 4" w:semiHidden="1" w:unhideWhenUsed="1"/>
+    <w:lsdException w:name="List Number 5" w:semiHidden="1" w:unhideWhenUsed="1"/>
+    <w:lsdException w:name="Title" w:uiPriority="10" w:qFormat="1"/>
+    <w:lsdException w:name="Closing" w:semiHidden="1" w:unhideWhenUsed="1"/>
+    <w:lsdException w:name="Signature" w:semiHidden="1" w:unhideWhenUsed="1"/>
+    <w:lsdException w:name="Default Paragraph Font" w:semiHidden="1" w:uiPriority="1" w:unhideWhenUsed="1"/>
+    <w:lsdException w:name="Body Text" w:semiHidden="1" w:unhideWhenUsed="1"/>
+    <w:lsdException w:name="Body Text Indent" w:semiHidden="1" w:unhideWhenUsed="1"/>
+    <w:lsdException w:name="List Continue" w:semiHidden="1" w:unhideWhenUsed="1"/>
+    <w:lsdException w:name="List Continue 2" w:semiHidden="1" w:unhideWhenUsed="1"/>
+    <w:lsdException w:name="List Continue 3" w:semiHidden="1" w:unhideWhenUsed="1"/>
+    <w:lsdException w:name="List Continue 4" w:semiHidden="1" w:unhideWhenUsed="1"/>
+    <w:lsdException w:name="List Continue 5" w:semiHidden="1" w:unhideWhenUsed="1"/>
+    <w:lsdException w:name="Message Header" w:semiHidden="1" w:unhideWhenUsed="1"/>
+    <w:lsdException w:name="Subtitle" w:uiPriority="11" w:qFormat="1"/>
+    <w:lsdException w:name="Salutation" w:semiHidden="1" w:unhideWhenUsed="1"/>
+    <w:lsdException w:name="Date" w:semiHidden="1" w:unhideWhenUsed="1"/>
+    <w:lsdException w:name="Body Text First Indent" w:semiHidden="1" w:unhideWhenUsed="1"/>
+    <w:lsdException w:name="Body Text First Indent 2" w:semiHidden="1" w:unhideWhenUsed="1"/>
+    <w:lsdException w:name="Note Heading" w:semiHidden="1" w:unhideWhenUsed="1"/>
+    <w:lsdException w:name="Body Text 2" w:semiHidden="1" w:unhideWhenUsed="1"/>
+    <w:lsdException w:name="Body Text 3" w:semiHidden="1" w:unhideWhenUsed="1"/>
+    <w:lsdException w:name="Body Text Indent 2" w:semiHidden="1" w:unhideWhenUsed="1"/>
+    <w:lsdException w:name="Body Text Indent 3" w:semiHidden="1" w:unhideWhenUsed="1"/>
+    <w:lsdException w:name="Block Text" w:semiHidden="1" w:unhideWhenUsed="1"/>
+    <w:lsdException w:name="Hyperlink" w:semiHidden="1" w:unhideWhenUsed="1"/>
+    <w:lsdException w:name="FollowedHyperlink" w:semiHidden="1" w:unhideWhenUsed="1"/>
+    <w:lsdException w:name="Strong" w:uiPriority="22" w:qFormat="1"/>
+    <w:lsdException w:name="Emphasis" w:uiPriority="20" w:qFormat="1"/>
+    <w:lsdException w:name="Document Map" w:semiHidden="1" w:unhideWhenUsed="1"/>
+    <w:lsdException w:name="Plain Text" w:semiHidden="1" w:unhideWhenUsed="1"/>
+    <w:lsdException w:name="E-mail Signature" w:semiHidden="1" w:unhideWhenUsed="1"/>
+    <w:lsdException w:name="HTML Top of Form" w:semiHidden="1" w:unhideWhenUsed="1"/>
+    <w:lsdException w:name="HTML Bottom of Form" w:semiHidden="1" w:unhideWhenUsed="1"/>
+    <w:lsdException w:name="Normal (Web)" w:semiHidden="1" w:unhideWhenUsed="1"/>
+    <w:lsdException w:name="HTML Acronym" w:semiHidden="1" w:unhideWhenUsed="1"/>
+    <w:lsdException w:name="HTML Address" w:semiHidden="1" w:unhideWhenUsed="1"/>
+    <w:lsdException w:name="HTML Cite" w:semiHidden="1" w:unhideWhenUsed="1"/>
+    <w:lsdException w:name="HTML Code" w:semiHidden="1" w:unhideWhenUsed="1"/>
+    <w:lsdException w:name="HTML Definition" w:semiHidden="1" w:unhideWhenUsed="1"/>
+    <w:lsdException w:name="HTML Keyboard" w:semiHidden="1" w:unhideWhenUsed="1"/>
+    <w:lsdException w:name="HTML Preformatted" w:semiHidden="1" w:unhideWhenUsed="1"/>
+    <w:lsdException w:name="HTML Sample" w:semiHidden="1" w:unhideWhenUsed="1"/>
+    <w:lsdException w:name="HTML Typewriter" w:semiHidden="1" w:unhideWhenUsed="1"/>
+    <w:lsdException w:name="HTML Variable" w:semiHidden="1" w:unhideWhenUsed="1"/>
+    <w:lsdException w:name="Normal Table" w:semiHidden="1" w:unhideWhenUsed="1"/>
+    <w:lsdException w:name="annotation subject" w:semiHidden="1" w:unhideWhenUsed="1"/>
+    <w:lsdException w:name="No List" w:semiHidden="1" w:unhideWhenUsed="1"/>
+    <w:lsdException w:name="Outline List 1" w:semiHidden="1" w:unhideWhenUsed="1"/>
+    <w:lsdException w:name="Outline List 2" w:semiHidden="1" w:unhideWhenUsed="1"/>
+    <w:lsdException w:name="Outline List 3" w:semiHidden="1" w:unhideWhenUsed="1"/>
+    <w:lsdException w:name="Table Simple 1" w:semiHidden="1" w:unhideWhenUsed="1"/>
+    <w:lsdException w:name="Table Simple 2" w:semiHidden="1" w:unhideWhenUsed="1"/>
+    <w:lsdException w:name="Table Simple 3" w:semiHidden="1" w:unhideWhenUsed="1"/>
+    <w:lsdException w:name="Table Classic 1" w:semiHidden="1" w:unhideWhenUsed="1"/>
+    <w:lsdException w:name="Table Classic 2" w:semiHidden="1" w:unhideWhenUsed="1"/>
+    <w:lsdException w:name="Table Classic 3" w:semiHidden="1" w:unhideWhenUsed="1"/>
+    <w:lsdException w:name="Table Classic 4" w:semiHidden="1" w:unhideWhenUsed="1"/>
+    <w:lsdException w:name="Table Colorful 1" w:semiHidden="1" w:unhideWhenUsed="1"/>
+    <w:lsdException w:name="Table Colorful 2" w:semiHidden="1" w:unhideWhenUsed="1"/>
+    <w:lsdException w:name="Table Colorful 3" w:semiHidden="1" w:unhideWhenUsed="1"/>
+    <w:lsdException w:name="Table Columns 1" w:semiHidden="1" w:unhideWhenUsed="1"/>
+    <w:lsdException w:name="Table Columns 2" w:semiHidden="1" w:unhideWhenUsed="1"/>
+    <w:lsdException w:name="Table Columns 3" w:semiHidden="1" w:unhideWhenUsed="1"/>
+    <w:lsdException w:name="Table Columns 4" w:semiHidden="1" w:unhideWhenUsed="1"/>
+    <w:lsdException w:name="Table Columns 5" w:semiHidden="1" w:unhideWhenUsed="1"/>
+    <w:lsdException w:name="Table Grid 1" w:semiHidden="1" w:unhideWhenUsed="1"/>
+    <w:lsdException w:name="Table Grid 2" w:semiHidden="1" w:unhideWhenUsed="1"/>
+    <w:lsdException w:name="Table Grid 3" w:semiHidden="1" w:unhideWhenUsed="1"/>
+    <w:lsdException w:name="Table Grid 4" w:semiHidden="1" w:unhideWhenUsed="1"/>
+    <w:lsdException w:name="Table Grid 5" w:semiHidden="1" w:unhideWhenUsed="1"/>
+    <w:lsdException w:name="Table Grid 6" w:semiHidden="1" w:unhideWhenUsed="1"/>
+    <w:lsdException w:name="Table Grid 7" w:semiHidden="1" w:unhideWhenUsed="1"/>
+    <w:lsdException w:name="Table Grid 8" w:semiHidden="1" w:unhideWhenUsed="1"/>
+    <w:lsdException w:name="Table List 1" w:semiHidden="1" w:unhideWhenUsed="1"/>
+    <w:lsdException w:name="Table List 2" w:semiHidden="1" w:unhideWhenUsed="1"/>
+    <w:lsdException w:name="Table List 3" w:semiHidden="1" w:unhideWhenUsed="1"/>
+    <w:lsdException w:name="Table List 4" w:semiHidden="1" w:unhideWhenUsed="1"/>
+    <w:lsdException w:name="Table List 5" w:semiHidden="1" w:unhideWhenUsed="1"/>
+    <w:lsdException w:name="Table List 6" w:semiHidden="1" w:unhideWhenUsed="1"/>
+    <w:lsdException w:name="Table List 7" w:semiHidden="1" w:unhideWhenUsed="1"/>
+    <w:lsdException w:name="Table List 8" w:semiHidden="1" w:unhideWhenUsed="1"/>
+    <w:lsdException w:name="Table 3D effects 1" w:semiHidden="1" w:unhideWhenUsed="1"/>
+    <w:lsdException w:name="Table 3D effects 2" w:semiHidden="1" w:unhideWhenUsed="1"/>
+    <w:lsdException w:name="Table 3D effects 3" w:semiHidden="1" w:unhideWhenUsed="1"/>
+    <w:lsdException w:name="Table Contemporary" w:semiHidden="1" w:unhideWhenUsed="1"/>
+    <w:lsdException w:name="Table Elegant" w:semiHidden="1" w:unhideWhenUsed="1"/>
+    <w:lsdException w:name="Table Professional" w:semiHidden="1" w:unhideWhenUsed="1"/>
+    <w:lsdException w:name="Table Subtle 1" w:semiHidden="1" w:unhideWhenUsed="1"/>
+    <w:lsdException w:name="Table Subtle 2" w:semiHidden="1" w:unhideWhenUsed="1"/>
+    <w:lsdException w:name="Table Web 1" w:semiHidden="1" w:unhideWhenUsed="1"/>
+    <w:lsdException w:name="Table Web 2" w:semiHidden="1" w:unhideWhenUsed="1"/>
+    <w:lsdException w:name="Table Web 3" w:semiHidden="1" w:unhideWhenUsed="1"/>
+    <w:lsdException w:name="Balloon Text" w:semiHidden="1" w:unhideWhenUsed="1"/>
+    <w:lsdException w:name="Table Grid" w:uiPriority="39"/>
+    <w:lsdException w:name="Table Theme" w:semiHidden="1" w:unhideWhenUsed="1"/>
+    <w:lsdException w:name="Placeholder Text" w:semiHidden="1"/>
+    <w:lsdException w:name="No Spacing" w:uiPriority="1" w:qFormat="1"/>
+    <w:lsdException w:name="Light Shading" w:uiPriority="60"/>
+    <w:lsdException w:name="Light List" w:uiPriority="61"/>
+    <w:lsdException w:name="Light Grid" w:uiPriority="62"/>
+    <w:lsdException w:name="Medium Shading 1" w:uiPriority="63"/>
+    <w:lsdException w:name="Medium Shading 2" w:uiPriority="64"/>
+    <w:lsdException w:name="Medium List 1" w:uiPriority="65"/>
+    <w:lsdException w:name="Medium List 2" w:uiPriority="66"/>
+    <w:lsdException w:name="Medium Grid 1" w:uiPriority="67"/>
+    <w:lsdException w:name="Medium Grid 2" w:uiPriority="68"/>
+    <w:lsdException w:name="Medium Grid 3" w:uiPriority="69"/>
+    <w:lsdException w:name="Dark List" w:uiPriority="70"/>
+    <w:lsdException w:name="Colorful Shading" w:uiPriority="71"/>
+    <w:lsdException w:name="Colorful List" w:uiPriority="72"/>
+    <w:lsdException w:name="Colorful Grid" w:uiPriority="73"/>
+    <w:lsdException w:name="Light Shading Accent 1" w:uiPriority="60"/>
+    <w:lsdException w:name="Light List Accent 1" w:uiPriority="61"/>
+    <w:lsdException w:name="Light Grid Accent 1" w:uiPriority="62"/>
+    <w:lsdException w:name="Medium Shading 1 Accent 1" w:uiPriority="63"/>
+    <w:lsdException w:name="Medium Shading 2 Accent 1" w:uiPriority="64"/>
+    <w:lsdException w:name="Medium List 1 Accent 1" w:uiPriority="65"/>
+    <w:lsdException w:name="Revision" w:semiHidden="1"/>
+    <w:lsdException w:name="List Paragraph" w:uiPriority="34" w:qFormat="1"/>
+    <w:lsdException w:name="Quote" w:uiPriority="29" w:qFormat="1"/>
+    <w:lsdException w:name="Intense Quote" w:uiPriority="30" w:qFormat="1"/>
+    <w:lsdException w:name="Medium List 2 Accent 1" w:uiPriority="66"/>
+    <w:lsdException w:name="Medium Grid 1 Accent 1" w:uiPriority="67"/>
+    <w:lsdException w:name="Medium Grid 2 Accent 1" w:uiPriority="68"/>
+    <w:lsdException w:name="Medium Grid 3 Accent 1" w:uiPriority="69"/>
+    <w:lsdException w:name="Dark List Accent 1" w:uiPriority="70"/>
+    <w:lsdException w:name="Colorful Shading Accent 1" w:uiPriority="71"/>
+    <w:lsdException w:name="Colorful List Accent 1" w:uiPriority="72"/>
+    <w:lsdException w:name="Colorful Grid Accent 1" w:uiPriority="73"/>
+    <w:lsdException w:name="Light Shading Accent 2" w:uiPriority="60"/>
+    <w:lsdException w:name="Light List Accent 2" w:uiPriority="61"/>
+    <w:lsdException w:name="Light Grid Accent 2" w:uiPriority="62"/>
+    <w:lsdException w:name="Medium Shading 1 Accent 2" w:uiPriority="63"/>
+    <w:lsdException w:name="Medium Shading 2 Accent 2" w:uiPriority="64"/>
+    <w:lsdException w:name="Medium List 1 Accent 2" w:uiPriority="65"/>
+    <w:lsdException w:name="Medium List 2 Accent 2" w:uiPriority="66"/>
+    <w:lsdException w:name="Medium Grid 1 Accent 2" w:uiPriority="67"/>
+    <w:lsdException w:name="Medium Grid 2 Accent 2" w:uiPriority="68"/>
+    <w:lsdException w:name="Medium Grid 3 Accent 2" w:uiPriority="69"/>
+    <w:lsdException w:name="Dark List Accent 2" w:uiPriority="70"/>
+    <w:lsdException w:name="Colorful Shading Accent 2" w:uiPriority="71"/>
+    <w:lsdException w:name="Colorful List Accent 2" w:uiPriority="72"/>
+    <w:lsdException w:name="Colorful Grid Accent 2" w:uiPriority="73"/>
+    <w:lsdException w:name="Light Shading Accent 3" w:uiPriority="60"/>
+    <w:lsdException w:name="Light List Accent 3" w:uiPriority="61"/>
+    <w:lsdException w:name="Light Grid Accent 3" w:uiPriority="62"/>
+    <w:lsdException w:name="Medium Shading 1 Accent 3" w:uiPriority="63"/>
+    <w:lsdException w:name="Medium Shading 2 Accent 3" w:uiPriority="64"/>
+    <w:lsdException w:name="Medium List 1 Accent 3" w:uiPriority="65"/>
+    <w:lsdException w:name="Medium List 2 Accent 3" w:uiPriority="66"/>
+    <w:lsdException w:name="Medium Grid 1 Accent 3" w:uiPriority="67"/>
+    <w:lsdException w:name="Medium Grid 2 Accent 3" w:uiPriority="68"/>
+    <w:lsdException w:name="Medium Grid 3 Accent 3" w:uiPriority="69"/>
+    <w:lsdException w:name="Dark List Accent 3" w:uiPriority="70"/>
+    <w:lsdException w:name="Colorful Shading Accent 3" w:uiPriority="71"/>
+    <w:lsdException w:name="Colorful List Accent 3" w:uiPriority="72"/>
+    <w:lsdException w:name="Colorful Grid Accent 3" w:uiPriority="73"/>
+    <w:lsdException w:name="Light Shading Accent 4" w:uiPriority="60"/>
+    <w:lsdException w:name="Light List Accent 4" w:uiPriority="61"/>
+    <w:lsdException w:name="Light Grid Accent 4" w:uiPriority="62"/>
+    <w:lsdException w:name="Medium Shading 1 Accent 4" w:uiPriority="63"/>
+    <w:lsdException w:name="Medium Shading 2 Accent 4" w:uiPriority="64"/>
+    <w:lsdException w:name="Medium List 1 Accent 4" w:uiPriority="65"/>
+    <w:lsdException w:name="Medium List 2 Accent 4" w:uiPriority="66"/>
+    <w:lsdException w:name="Medium Grid 1 Accent 4" w:uiPriority="67"/>
+    <w:lsdException w:name="Medium Grid 2 Accent 4" w:uiPriority="68"/>
+    <w:lsdException w:name="Medium Grid 3 Accent 4" w:uiPriority="69"/>
+    <w:lsdException w:name="Dark List Accent 4" w:uiPriority="70"/>
+    <w:lsdException w:name="Colorful Shading Accent 4" w:uiPriority="71"/>
+    <w:lsdException w:name="Colorful List Accent 4" w:uiPriority="72"/>
+    <w:lsdException w:name="Colorful Grid Accent 4" w:uiPriority="73"/>
+    <w:lsdException w:name="Light Shading Accent 5" w:uiPriority="60"/>
+    <w:lsdException w:name="Light List Accent 5" w:uiPriority="61"/>
+    <w:lsdException w:name="Light Grid Accent 5" w:uiPriority="62"/>
+    <w:lsdException w:name="Medium Shading 1 Accent 5" w:uiPriority="63"/>
+    <w:lsdException w:name="Medium Shading 2 Accent 5" w:uiPriority="64"/>
+    <w:lsdException w:name="Medium List 1 Accent 5" w:uiPriority="65"/>
+    <w:lsdException w:name="Medium List 2 Accent 5" w:uiPriority="66"/>
+    <w:lsdException w:name="Medium Grid 1 Accent 5" w:uiPriority="67"/>
+    <w:lsdException w:name="Medium Grid 2 Accent 5" w:uiPriority="68"/>
+    <w:lsdException w:name="Medium Grid 3 Accent 5" w:uiPriority="69"/>
+    <w:lsdException w:name="Dark List Accent 5" w:uiPriority="70"/>
+    <w:lsdException w:name="Colorful Shading Accent 5" w:uiPriority="71"/>
+    <w:lsdException w:name="Colorful List Accent 5" w:uiPriority="72"/>
+    <w:lsdException w:name="Colorful Grid Accent 5" w:uiPriority="73"/>
+    <w:lsdException w:name="Light Shading Accent 6" w:uiPriority="60"/>
+    <w:lsdException w:name="Light List Accent 6" w:uiPriority="61"/>
+    <w:lsdException w:name="Light Grid Accent 6" w:uiPriority="62"/>
+    <w:lsdException w:name="Medium Shading 1 Accent 6" w:uiPriority="63"/>
+    <w:lsdException w:name="Medium Shading 2 Accent 6" w:uiPriority="64"/>
+    <w:lsdException w:name="Medium List 1 Accent 6" w:uiPriority="65"/>
+    <w:lsdException w:name="Medium List 2 Accent 6" w:uiPriority="66"/>
+    <w:lsdException w:name="Medium Grid 1 Accent 6" w:uiPriority="67"/>
+    <w:lsdException w:name="Medium Grid 2 Accent 6" w:uiPriority="68"/>
+    <w:lsdException w:name="Medium Grid 3 Accent 6" w:uiPriority="69"/>
+    <w:lsdException w:name="Dark List Accent 6" w:uiPriority="70"/>
+    <w:lsdException w:name="Colorful Shading Accent 6" w:uiPriority="71"/>
+    <w:lsdException w:name="Colorful List Accent 6" w:uiPriority="72"/>
+    <w:lsdException w:name="Colorful Grid Accent 6" w:uiPriority="73"/>
+    <w:lsdException w:name="Subtle Emphasis" w:uiPriority="19" w:qFormat="1"/>
+    <w:lsdException w:name="Intense Emphasis" w:uiPriority="21" w:qFormat="1"/>
+    <w:lsdException w:name="Subtle Reference" w:uiPriority="31" w:qFormat="1"/>
+    <w:lsdException w:name="Intense Reference" w:uiPriority="32" w:qFormat="1"/>
+    <w:lsdException w:name="Book Title" w:uiPriority="33" w:qFormat="1"/>
+    <w:lsdException w:name="Bibliography" w:semiHidden="1" w:uiPriority="37" w:unhideWhenUsed="1"/>
+    <w:lsdException w:name="TOC Heading" w:semiHidden="1" w:uiPriority="39" w:unhideWhenUsed="1" w:qFormat="1"/>
+    <w:lsdException w:name="Plain Table 1" w:uiPriority="41"/>
+    <w:lsdException w:name="Plain Table 2" w:uiPriority="42"/>
+    <w:lsdException w:name="Plain Table 3" w:uiPriority="43"/>
+    <w:lsdException w:name="Plain Table 4" w:uiPriority="44"/>
+    <w:lsdException w:name="Plain Table 5" w:uiPriority="45"/>
+    <w:lsdException w:name="Grid Table Light" w:uiPriority="40"/>
+    <w:lsdException w:name="Grid Table 1 Light" w:uiPriority="46"/>
+    <w:lsdException w:name="Grid Table 2" w:uiPriority="47"/>
+    <w:lsdException w:name="Grid Table 3" w:uiPriority="48"/>
+    <w:lsdException w:name="Grid Table 4" w:uiPriority="49"/>
+    <w:lsdException w:name="Grid Table 5 Dark" w:uiPriority="50"/>
+    <w:lsdException w:name="Grid Table 6 Colorful" w:uiPriority="51"/>
+    <w:lsdException w:name="Grid Table 7 Colorful" w:uiPriority="52"/>
+    <w:lsdException w:name="Grid Table 1 Light Accent 1" w:uiPriority="46"/>
+    <w:lsdException w:name="Grid Table 2 Accent 1" w:uiPriority="47"/>
+    <w:lsdException w:name="Grid Table 3 Accent 1" w:uiPriority="48"/>
+    <w:lsdException w:name="Grid Table 4 Accent 1" w:uiPriority="49"/>
+    <w:lsdException w:name="Grid Table 5 Dark Accent 1" w:uiPriority="50"/>
+    <w:lsdException w:name="Grid Table 6 Colorful Accent 1" w:uiPriority="51"/>
+    <w:lsdException w:name="Grid Table 7 Colorful Accent 1" w:uiPriority="52"/>
+    <w:lsdException w:name="Grid Table 1 Light Accent 2" w:uiPriority="46"/>
+    <w:lsdException w:name="Grid Table 2 Accent 2" w:uiPriority="47"/>
+    <w:lsdException w:name="Grid Table 3 Accent 2" w:uiPriority="48"/>
+    <w:lsdException w:name="Grid Table 4 Accent 2" w:uiPriority="49"/>
+    <w:lsdException w:name="Grid Table 5 Dark Accent 2" w:uiPriority="50"/>
+    <w:lsdException w:name="Grid Table 6 Colorful Accent 2" w:uiPriority="51"/>
+    <w:lsdException w:name="Grid Table 7 Colorful Accent 2" w:uiPriority="52"/>
+    <w:lsdException w:name="Grid Table 1 Light Accent 3" w:uiPriority="46"/>
+    <w:lsdException w:name="Grid Table 2 Accent 3" w:uiPriority="47"/>
+    <w:lsdException w:name="Grid Table 3 Accent 3" w:uiPriority="48"/>
+    <w:lsdException w:name="Grid Table 4 Accent 3" w:uiPriority="49"/>
+    <w:lsdException w:name="Grid Table 5 Dark Accent 3" w:uiPriority="50"/>
+    <w:lsdException w:name="Grid Table 6 Colorful Accent 3" w:uiPriority="51"/>
+    <w:lsdException w:name="Grid Table 7 Colorful Accent 3" w:uiPriority="52"/>
+    <w:lsdException w:name="Grid Table 1 Light Accent 4" w:uiPriority="46"/>
+    <w:lsdException w:name="Grid Table 2 Accent 4" w:uiPriority="47"/>
+    <w:lsdException w:name="Grid Table 3 Accent 4" w:uiPriority="48"/>
+    <w:lsdException w:name="Grid Table 4 Accent 4" w:uiPriority="49"/>
+    <w:lsdException w:name="Grid Table 5 Dark Accent 4" w:uiPriority="50"/>
+    <w:lsdException w:name="Grid Table 6 Colorful Accent 4" w:uiPriority="51"/>
+    <w:lsdException w:name="Grid Table 7 Colorful Accent 4" w:uiPriority="52"/>
+    <w:lsdException w:name="Grid Table 1 Light Accent 5" w:uiPriority="46"/>
+    <w:lsdException w:name="Grid Table 2 Accent 5" w:uiPriority="47"/>
+    <w:lsdException w:name="Grid Table 3 Accent 5" w:uiPriority="48"/>
+    <w:lsdException w:name="Grid Table 4 Accent 5" w:uiPriority="49"/>
+    <w:lsdException w:name="Grid Table 5 Dark Accent 5" w:uiPriority="50"/>
+    <w:lsdException w:name="Grid Table 6 Colorful Accent 5" w:uiPriority="51"/>
+    <w:lsdException w:name="Grid Table 7 Colorful Accent 5" w:uiPriority="52"/>
+    <w:lsdException w:name="Grid Table 1 Light Accent 6" w:uiPriority="46"/>
+    <w:lsdException w:name="Grid Table 2 Accent 6" w:uiPriority="47"/>
+    <w:lsdException w:name="Grid Table 3 Accent 6" w:uiPriority="48"/>
+    <w:lsdException w:name="Grid Table 4 Accent 6" w:uiPriority="49"/>
+    <w:lsdException w:name="Grid Table 5 Dark Accent 6" w:uiPriority="50"/>
+    <w:lsdException w:name="Grid Table 6 Colorful Accent 6" w:uiPriority="51"/>
+    <w:lsdException w:name="Grid Table 7 Colorful Accent 6" w:uiPriority="52"/>
+    <w:lsdException w:name="List Table 1 Light" w:uiPriority="46"/>
+    <w:lsdException w:name="List Table 2" w:uiPriority="47"/>
+    <w:lsdException w:name="List Table 3" w:uiPriority="48"/>
+    <w:lsdException w:name="List Table 4" w:uiPriority="49"/>
+    <w:lsdException w:name="List Table 5 Dark" w:uiPriority="50"/>
+    <w:lsdException w:name="List Table 6 Colorful" w:uiPriority="51"/>
+    <w:lsdException w:name="List Table 7 Colorful" w:uiPriority="52"/>
+    <w:lsdException w:name="List Table 1 Light Accent 1" w:uiPriority="46"/>
+    <w:lsdException w:name="List Table 2 Accent 1" w:uiPriority="47"/>
+    <w:lsdException w:name="List Table 3 Accent 1" w:uiPriority="48"/>
+    <w:lsdException w:name="List Table 4 Accent 1" w:uiPriority="49"/>
+    <w:lsdException w:name="List Table 5 Dark Accent 1" w:uiPriority="50"/>
+    <w:lsdException w:name="List Table 6 Colorful Accent 1" w:uiPriority="51"/>
+    <w:lsdException w:name="List Table 7 Colorful Accent 1" w:uiPriority="52"/>
+    <w:lsdException w:name="List Table 1 Light Accent 2" w:uiPriority="46"/>
+    <w:lsdException w:name="List Table 2 Accent 2" w:uiPriority="47"/>
+    <w:lsdException w:name="List Table 3 Accent 2" w:uiPriority="48"/>
+    <w:lsdException w:name="List Table 4 Accent 2" w:uiPriority="49"/>
+    <w:lsdException w:name="List Table 5 Dark Accent 2" w:uiPriority="50"/>
+    <w:lsdException w:name="List Table 6 Colorful Accent 2" w:uiPriority="51"/>
+    <w:lsdException w:name="List Table 7 Colorful Accent 2" w:uiPriority="52"/>
+    <w:lsdException w:name="List Table 1 Light Accent 3" w:uiPriority="46"/>
+    <w:lsdException w:name="List Table 2 Accent 3" w:uiPriority="47"/>
+    <w:lsdException w:name="List Table 3 Accent 3" w:uiPriority="48"/>
+    <w:lsdException w:name="List Table 4 Accent 3" w:uiPriority="49"/>
+    <w:lsdException w:name="List Table 5 Dark Accent 3" w:uiPriority="50"/>
+    <w:lsdException w:name="List Table 6 Colorful Accent 3" w:uiPriority="51"/>
+    <w:lsdException w:name="List Table 7 Colorful Accent 3" w:uiPriority="52"/>
+    <w:lsdException w:name="List Table 1 Light Accent 4" w:uiPriority="46"/>
+    <w:lsdException w:name="List Table 2 Accent 4" w:uiPriority="47"/>
+    <w:lsdException w:name="List Table 3 Accent 4" w:uiPriority="48"/>
+    <w:lsdException w:name="List Table 4 Accent 4" w:uiPriority="49"/>
+    <w:lsdException w:name="List Table 5 Dark Accent 4" w:uiPriority="50"/>
+    <w:lsdException w:name="List Table 6 Colorful Accent 4" w:uiPriority="51"/>
+    <w:lsdException w:name="List Table 7 Colorful Accent 4" w:uiPriority="52"/>
+    <w:lsdException w:name="List Table 1 Light Accent 5" w:uiPriority="46"/>
+    <w:lsdException w:name="List Table 2 Accent 5" w:uiPriority="47"/>
+    <w:lsdException w:name="List Table 3 Accent 5" w:uiPriority="48"/>
+    <w:lsdException w:name="List Table 4 Accent 5" w:uiPriority="49"/>
+    <w:lsdException w:name="List Table 5 Dark Accent 5" w:uiPriority="50"/>
+    <w:lsdException w:name="List Table 6 Colorful Accent 5" w:uiPriority="51"/>
+    <w:lsdException w:name="List Table 7 Colorful Accent 5" w:uiPriority="52"/>
+    <w:lsdException w:name="List Table 1 Light Accent 6" w:uiPriority="46"/>
+    <w:lsdException w:name="List Table 2 Accent 6" w:uiPriority="47"/>
+    <w:lsdException w:name="List Table 3 Accent 6" w:uiPriority="48"/>
+    <w:lsdException w:name="List Table 4 Accent 6" w:uiPriority="49"/>
+    <w:lsdException w:name="List Table 5 Dark Accent 6" w:uiPriority="50"/>
+    <w:lsdException w:name="List Table 6 Colorful Accent 6" w:uiPriority="51"/>
+    <w:lsdException w:name="List Table 7 Colorful Accent 6" w:uiPriority="52"/>
+    <w:lsdException w:name="Mention" w:semiHidden="1" w:unhideWhenUsed="1"/>
+    <w:lsdException w:name="Smart Hyperlink" w:semiHidden="1" w:unhideWhenUsed="1"/>
+    <w:lsdException w:name="Hashtag" w:semiHidden="1" w:unhideWhenUsed="1"/>
+    <w:lsdException w:name="Unresolved Mention" w:semiHidden="1" w:unhideWhenUsed="1"/>
+    <w:lsdException w:name="Smart Link" w:semiHidden="1" w:unhideWhenUsed="1"/>
+  </w:latentStyles>
+  <w:style w:type="paragraph" w:default="1" w:styleId="Normal">
+    <w:name w:val="Normal"/>
+    <w:qFormat/>
+    <w:rPr>
+      <w:rFonts w:ascii="SimSun" w:eastAsia="SimSun" w:hAnsi="SimSun" w:cs="SimSun"/>
+      <w:lang w:eastAsia="zh-CN"/>
+    </w:rPr>
+  </w:style>
+  <w:style w:type="paragraph" w:styleId="Heading1">
+    <w:name w:val="heading 1"/>
+    <w:basedOn w:val="Normal"/>
+    <w:uiPriority w:val="9"/>
+    <w:qFormat/>
+    <w:pPr>
+      <w:spacing w:before="3"/>
+      <w:ind w:right="129"/>
+      <w:jc w:val="center"/>
+      <w:outlineLvl w:val="0"/>
+    </w:pPr>
+    <w:rPr>
+      <w:sz w:val="48"/>
+      <w:szCs w:val="48"/>
+    </w:rPr>
+  </w:style>
+  <w:style w:type="character" w:default="1" w:styleId="DefaultParagraphFont">
     <w:name w:val="Default Paragraph Font"/>
     <w:uiPriority w:val="1"/>
+    <w:unhideWhenUsed/>
+  </w:style>
+  <w:style w:type="table" w:default="1" w:styleId="TableNormal">
+    <w:name w:val="Normal Table"/>
+    <w:uiPriority w:val="99"/>
     <w:semiHidden/>
     <w:unhideWhenUsed/>
-  </w:style>
-  <w:style w:styleId="TableNormal" w:default="1" w:type="table">
-    <w:name w:val="Table Normal"/>
-    <w:uiPriority w:val="2"/>
-    <w:semiHidden/>
-    <w:unhideWhenUsed/>
-    <w:qFormat/>
     <w:tblPr>
       <w:tblInd w:w="0" w:type="dxa"/>
       <w:tblCellMar>
         <w:top w:w="0" w:type="dxa"/>
-        <w:left w:w="0" w:type="dxa"/>
+        <w:left w:w="108" w:type="dxa"/>
         <w:bottom w:w="0" w:type="dxa"/>
-        <w:right w:w="0" w:type="dxa"/>
+        <w:right w:w="108" w:type="dxa"/>
       </w:tblCellMar>
     </w:tblPr>
   </w:style>
-  <w:style w:styleId="NoList" w:default="1" w:type="numbering">
+  <w:style w:type="numbering" w:default="1" w:styleId="NoList">
     <w:name w:val="No List"/>
     <w:uiPriority w:val="99"/>
     <w:semiHidden/>
     <w:unhideWhenUsed/>
   </w:style>
-  <w:style w:default="1" w:styleId="Normal" w:type="paragraph">
-    <w:name w:val="Normal"/>
-    <w:uiPriority w:val="1"/>
-    <w:qFormat/>
-    <w:pPr/>
-    <w:rPr>
-      <w:rFonts w:ascii="SimSun" w:hAnsi="SimSun" w:eastAsia="SimSun" w:cs="SimSun"/>
-      <w:lang w:val="en-US" w:eastAsia="zh-CN" w:bidi="ar-SA"/>
-    </w:rPr>
-  </w:style>
-  <w:style w:styleId="BodyText" w:type="paragraph">
+  <w:style w:type="paragraph" w:styleId="BodyText">
     <w:name w:val="Body Text"/>
     <w:basedOn w:val="Normal"/>
     <w:uiPriority w:val="1"/>
@@ -1108,31 +1548,11 @@
       <w:ind w:left="4"/>
     </w:pPr>
     <w:rPr>
-      <w:rFonts w:ascii="SimSun" w:hAnsi="SimSun" w:eastAsia="SimSun" w:cs="SimSun"/>
       <w:sz w:val="24"/>
       <w:szCs w:val="24"/>
-      <w:lang w:val="en-US" w:eastAsia="zh-CN" w:bidi="ar-SA"/>
     </w:rPr>
   </w:style>
-  <w:style w:styleId="Heading1" w:type="paragraph">
-    <w:name w:val="Heading 1"/>
-    <w:basedOn w:val="Normal"/>
-    <w:uiPriority w:val="1"/>
-    <w:qFormat/>
-    <w:pPr>
-      <w:spacing w:before="3"/>
-      <w:ind w:right="129"/>
-      <w:jc w:val="center"/>
-      <w:outlineLvl w:val="1"/>
-    </w:pPr>
-    <w:rPr>
-      <w:rFonts w:ascii="SimSun" w:hAnsi="SimSun" w:eastAsia="SimSun" w:cs="SimSun"/>
-      <w:sz w:val="48"/>
-      <w:szCs w:val="48"/>
-      <w:lang w:val="en-US" w:eastAsia="zh-CN" w:bidi="ar-SA"/>
-    </w:rPr>
-  </w:style>
-  <w:style w:styleId="ListParagraph" w:type="paragraph">
+  <w:style w:type="paragraph" w:styleId="ListParagraph">
     <w:name w:val="List Paragraph"/>
     <w:basedOn w:val="Normal"/>
     <w:uiPriority w:val="1"/>
@@ -1141,20 +1561,12 @@
       <w:spacing w:before="293"/>
       <w:ind w:left="3304" w:hanging="360"/>
     </w:pPr>
-    <w:rPr>
-      <w:rFonts w:ascii="SimSun" w:hAnsi="SimSun" w:eastAsia="SimSun" w:cs="SimSun"/>
-      <w:lang w:val="en-US" w:eastAsia="zh-CN" w:bidi="ar-SA"/>
-    </w:rPr>
   </w:style>
-  <w:style w:styleId="TableParagraph" w:type="paragraph">
+  <w:style w:type="paragraph" w:customStyle="1" w:styleId="TableParagraph">
     <w:name w:val="Table Paragraph"/>
     <w:basedOn w:val="Normal"/>
     <w:uiPriority w:val="1"/>
     <w:qFormat/>
-    <w:pPr/>
-    <w:rPr>
-      <w:lang w:val="en-US" w:eastAsia="zh-CN" w:bidi="ar-SA"/>
-    </w:rPr>
   </w:style>
 </w:styles>
 </file>

--- a/resources/Q_Template.docx
+++ b/resources/Q_Template.docx
@@ -250,15 +250,15 @@
       </w:r>
       <w:proofErr w:type="spellEnd"/>
       <w:r>
-        <w:t>}} 外祖父母、{{grandchildren}} 孙子女、{{</w:t>
+        <w:t>}} 外祖父母、{{grandchildre</w:t>
+      </w:r>
+      <w:r>
+        <w:lastRenderedPageBreak/>
+        <w:t>n}} 孙子女、{{</w:t>
       </w:r>
       <w:proofErr w:type="spellStart"/>
       <w:r>
-        <w:t>maternalGran</w:t>
-      </w:r>
-      <w:r>
-        <w:lastRenderedPageBreak/>
-        <w:t>dchildren</w:t>
+        <w:t>maternalGrandchildren</w:t>
       </w:r>
       <w:proofErr w:type="spellEnd"/>
       <w:r>
@@ -547,10 +547,7 @@
         <w:t xml:space="preserve">被邀请人姓名: </w:t>
       </w:r>
       <w:r>
-        <w:t>{{</w:t>
-      </w:r>
-      <w:r>
-        <w:t>n</w:t>
+        <w:t>{{n</w:t>
       </w:r>
       <w:r>
         <w:rPr>
@@ -622,10 +619,7 @@
       </w:r>
       <w:proofErr w:type="spellStart"/>
       <w:r>
-        <w:t>birth_</w:t>
-      </w:r>
-      <w:r>
-        <w:t>month</w:t>
+        <w:t>birth_month</w:t>
       </w:r>
       <w:proofErr w:type="spellEnd"/>
       <w:r>
@@ -642,10 +636,7 @@
       </w:r>
       <w:proofErr w:type="spellStart"/>
       <w:r>
-        <w:t>birth_</w:t>
-      </w:r>
-      <w:r>
-        <w:t>day</w:t>
+        <w:t>birth_day</w:t>
       </w:r>
       <w:proofErr w:type="spellEnd"/>
       <w:r>
@@ -713,16 +704,16 @@
           <w:noProof/>
         </w:rPr>
         <w:drawing>
-          <wp:anchor distT="0" distB="0" distL="0" distR="0" simplePos="0" relativeHeight="487563264" behindDoc="1" locked="0" layoutInCell="1" allowOverlap="1" wp14:anchorId="39E092D3" wp14:editId="776D7201">
+          <wp:anchor distT="0" distB="0" distL="0" distR="0" simplePos="0" relativeHeight="487563264" behindDoc="1" locked="0" layoutInCell="1" allowOverlap="1" wp14:anchorId="39E092D3" wp14:editId="52F9CBB2">
             <wp:simplePos x="0" y="0"/>
             <wp:positionH relativeFrom="page">
-              <wp:posOffset>5000718</wp:posOffset>
+              <wp:posOffset>5104737</wp:posOffset>
             </wp:positionH>
             <wp:positionV relativeFrom="paragraph">
-              <wp:posOffset>103318</wp:posOffset>
+              <wp:posOffset>104057</wp:posOffset>
             </wp:positionV>
-            <wp:extent cx="799173" cy="247742"/>
-            <wp:effectExtent l="0" t="0" r="0" b="0"/>
+            <wp:extent cx="585762" cy="247742"/>
+            <wp:effectExtent l="0" t="0" r="5080" b="0"/>
             <wp:wrapNone/>
             <wp:docPr id="1" name="Image 1"/>
             <wp:cNvGraphicFramePr>
@@ -736,7 +727,13 @@
                     <pic:cNvPicPr/>
                   </pic:nvPicPr>
                   <pic:blipFill>
-                    <a:blip r:embed="rId5" cstate="print"/>
+                    <a:blip r:embed="rId5" cstate="print">
+                      <a:extLst>
+                        <a:ext uri="{28A0092B-C50C-407E-A947-70E740481C1C}">
+                          <a14:useLocalDpi xmlns:a14="http://schemas.microsoft.com/office/drawing/2010/main" val="0"/>
+                        </a:ext>
+                      </a:extLst>
+                    </a:blip>
                     <a:stretch>
                       <a:fillRect/>
                     </a:stretch>
@@ -744,7 +741,7 @@
                   <pic:spPr>
                     <a:xfrm>
                       <a:off x="0" y="0"/>
-                      <a:ext cx="799173" cy="247742"/>
+                      <a:ext cx="585762" cy="247742"/>
                     </a:xfrm>
                     <a:prstGeom prst="rect">
                       <a:avLst/>
@@ -753,6 +750,9 @@
                 </pic:pic>
               </a:graphicData>
             </a:graphic>
+            <wp14:sizeRelH relativeFrom="margin">
+              <wp14:pctWidth>0</wp14:pctWidth>
+            </wp14:sizeRelH>
           </wp:anchor>
         </w:drawing>
       </w:r>
@@ -884,13 +884,7 @@
         <w:rPr>
           <w:rFonts w:ascii="Cambria" w:hAnsi="Cambria"/>
         </w:rPr>
-        <w:t>today_</w:t>
-      </w:r>
-      <w:r>
-        <w:rPr>
-          <w:rFonts w:ascii="Cambria" w:hAnsi="Cambria"/>
-        </w:rPr>
-        <w:t>month</w:t>
+        <w:t>today_month</w:t>
       </w:r>
       <w:proofErr w:type="spellEnd"/>
       <w:r>
@@ -923,13 +917,7 @@
         <w:rPr>
           <w:rFonts w:ascii="Cambria" w:hAnsi="Cambria"/>
         </w:rPr>
-        <w:t>today_</w:t>
-      </w:r>
-      <w:r>
-        <w:rPr>
-          <w:rFonts w:ascii="Cambria" w:hAnsi="Cambria"/>
-        </w:rPr>
-        <w:t>day</w:t>
+        <w:t>today_day</w:t>
       </w:r>
       <w:proofErr w:type="spellEnd"/>
       <w:r>
@@ -1515,6 +1503,7 @@
   <w:style w:type="character" w:default="1" w:styleId="DefaultParagraphFont">
     <w:name w:val="Default Paragraph Font"/>
     <w:uiPriority w:val="1"/>
+    <w:semiHidden/>
     <w:unhideWhenUsed/>
   </w:style>
   <w:style w:type="table" w:default="1" w:styleId="TableNormal">

--- a/resources/Q_Template.docx
+++ b/resources/Q_Template.docx
@@ -150,7 +150,7 @@
           <w:color w:val="000000"/>
           <w:spacing w:val="-2"/>
         </w:rPr>
-        <w:t>inviterId</w:t>
+        <w:t>inviter</w:t>
       </w:r>
       <w:r>
         <w:rPr>
@@ -213,7 +213,7 @@
       <w:pPr>
         <w:pStyle w:val="BodyText"/>
         <w:spacing w:before="276" w:line="468" w:lineRule="auto"/>
-        <w:ind w:right="8087"/>
+        <w:ind w:right="-665"/>
       </w:pPr>
       <w:r>
         <w:t>现邀请本人的：{{spouse}} 配偶、{{parents}} 父母、{{</w:t>
@@ -239,7 +239,7 @@
       <w:pPr>
         <w:pStyle w:val="BodyText"/>
         <w:spacing w:before="276" w:line="468" w:lineRule="auto"/>
-        <w:ind w:right="8087"/>
+        <w:ind w:right="-665"/>
       </w:pPr>
       <w:r>
         <w:t>{{</w:t>
@@ -250,11 +250,7 @@
       </w:r>
       <w:proofErr w:type="spellEnd"/>
       <w:r>
-        <w:t>}} 外祖父母、{{grandchildre</w:t>
-      </w:r>
-      <w:r>
-        <w:lastRenderedPageBreak/>
-        <w:t>n}} 孙子女、{{</w:t>
+        <w:t>}} 外祖父母、{{grandchildren}} 孙子女、{{</w:t>
       </w:r>
       <w:proofErr w:type="spellStart"/>
       <w:r>
@@ -277,7 +273,7 @@
       <w:pPr>
         <w:pStyle w:val="BodyText"/>
         <w:spacing w:before="276" w:line="468" w:lineRule="auto"/>
-        <w:ind w:right="8087"/>
+        <w:ind w:right="-665"/>
       </w:pPr>
       <w:r>
         <w:t>{{relative}} 亲戚（请说明）{{</w:t>
@@ -339,7 +335,9 @@
         <w:t>{{q1}} Q1</w:t>
       </w:r>
       <w:r>
-        <w:tab/>
+        <w:t xml:space="preserve">              </w:t>
+      </w:r>
+      <w:r>
         <w:t>停留</w:t>
       </w:r>
       <w:r>
@@ -385,7 +383,9 @@
         <w:t>{{q2Once}} Q2 一次</w:t>
       </w:r>
       <w:r>
-        <w:tab/>
+        <w:t xml:space="preserve">    </w:t>
+      </w:r>
+      <w:r>
         <w:t>停留</w:t>
       </w:r>
       <w:r>
@@ -426,7 +426,12 @@
         <w:rPr>
           <w:sz w:val="24"/>
         </w:rPr>
-        <w:tab/>
+        <w:t xml:space="preserve">   </w:t>
+      </w:r>
+      <w:r>
+        <w:rPr>
+          <w:sz w:val="24"/>
+        </w:rPr>
         <w:t>停</w:t>
       </w:r>
       <w:r>
@@ -467,7 +472,31 @@
         <w:rPr>
           <w:sz w:val="24"/>
         </w:rPr>
-        <w:t>{{q2HalfYear}} Q2 半年多次    停留................天</w:t>
+        <w:t xml:space="preserve">{{q2HalfYear}} Q2 半年多次    </w:t>
+      </w:r>
+      <w:r>
+        <w:rPr>
+          <w:sz w:val="24"/>
+        </w:rPr>
+        <w:t xml:space="preserve">  </w:t>
+      </w:r>
+      <w:r>
+        <w:rPr>
+          <w:sz w:val="24"/>
+        </w:rPr>
+        <w:t xml:space="preserve"> </w:t>
+      </w:r>
+      <w:r>
+        <w:rPr>
+          <w:sz w:val="24"/>
+        </w:rPr>
+        <w:t xml:space="preserve"> </w:t>
+      </w:r>
+      <w:r>
+        <w:rPr>
+          <w:sz w:val="24"/>
+        </w:rPr>
+        <w:t>停留................天</w:t>
       </w:r>
     </w:p>
     <w:p>
@@ -493,14 +522,7 @@
         <w:rPr>
           <w:sz w:val="24"/>
         </w:rPr>
-        <w:t xml:space="preserve">{{q2OneYear}} Q2 </w:t>
-      </w:r>
-      <w:proofErr w:type="gramStart"/>
-      <w:r>
-        <w:rPr>
-          <w:sz w:val="24"/>
-        </w:rPr>
-        <w:t>一年多次</w:t>
+        <w:t>{{q2OneYear}} Q2 一年多次</w:t>
       </w:r>
       <w:r>
         <w:rPr>
@@ -512,9 +534,26 @@
         <w:rPr>
           <w:sz w:val="24"/>
         </w:rPr>
+        <w:t xml:space="preserve">    </w:t>
+      </w:r>
+      <w:r>
+        <w:rPr>
+          <w:sz w:val="24"/>
+        </w:rPr>
+        <w:t xml:space="preserve"> </w:t>
+      </w:r>
+      <w:r>
+        <w:rPr>
+          <w:sz w:val="24"/>
+        </w:rPr>
+        <w:t xml:space="preserve">  </w:t>
+      </w:r>
+      <w:r>
+        <w:rPr>
+          <w:sz w:val="24"/>
+        </w:rPr>
         <w:t>停留</w:t>
       </w:r>
-      <w:proofErr w:type="gramEnd"/>
       <w:r>
         <w:rPr>
           <w:spacing w:val="-2"/>
@@ -727,7 +766,7 @@
                     <pic:cNvPicPr/>
                   </pic:nvPicPr>
                   <pic:blipFill>
-                    <a:blip r:embed="rId5" cstate="print">
+                    <a:blip r:embed="rId6" cstate="print">
                       <a:extLst>
                         <a:ext uri="{28A0092B-C50C-407E-A947-70E740481C1C}">
                           <a14:useLocalDpi xmlns:a14="http://schemas.microsoft.com/office/drawing/2010/main" val="0"/>
@@ -945,6 +984,7 @@
       <w:pgSz w:w="11900" w:h="16850"/>
       <w:pgMar w:top="1400" w:right="708" w:bottom="280" w:left="1417" w:header="720" w:footer="720" w:gutter="0"/>
       <w:cols w:space="720"/>
+      <w:docGrid w:linePitch="299"/>
     </w:sectPr>
   </w:body>
 </w:document>
@@ -1557,6 +1597,14 @@
     <w:uiPriority w:val="1"/>
     <w:qFormat/>
   </w:style>
+  <w:style w:type="character" w:styleId="LineNumber">
+    <w:name w:val="line number"/>
+    <w:basedOn w:val="DefaultParagraphFont"/>
+    <w:uiPriority w:val="99"/>
+    <w:semiHidden/>
+    <w:unhideWhenUsed/>
+    <w:rsid w:val="00B82BFC"/>
+  </w:style>
 </w:styles>
 </file>
 
@@ -1841,4 +1889,16 @@
   <a:objectDefaults/>
   <a:extraClrSchemeLst/>
 </a:theme>
+</file>
+
+<file path=customXml/item1.xml><?xml version="1.0" encoding="utf-8"?>
+<b:Sources xmlns:b="http://schemas.openxmlformats.org/officeDocument/2006/bibliography" xmlns="http://schemas.openxmlformats.org/officeDocument/2006/bibliography" SelectedStyle="\APASixthEditionOfficeOnline.xsl" StyleName="APA" Version="6"/>
+</file>
+
+<file path=customXml/itemProps1.xml><?xml version="1.0" encoding="utf-8"?>
+<ds:datastoreItem xmlns:ds="http://schemas.openxmlformats.org/officeDocument/2006/customXml" ds:itemID="{EC3205E5-6223-47A6-8C2A-55441933B817}">
+  <ds:schemaRefs>
+    <ds:schemaRef ds:uri="http://schemas.openxmlformats.org/officeDocument/2006/bibliography"/>
+  </ds:schemaRefs>
+</ds:datastoreItem>
 </file>
--- a/resources/Q_Template.docx
+++ b/resources/Q_Template.docx
@@ -743,16 +743,16 @@
           <w:noProof/>
         </w:rPr>
         <w:drawing>
-          <wp:anchor distT="0" distB="0" distL="0" distR="0" simplePos="0" relativeHeight="487563264" behindDoc="1" locked="0" layoutInCell="1" allowOverlap="1" wp14:anchorId="39E092D3" wp14:editId="52F9CBB2">
+          <wp:anchor distT="0" distB="0" distL="0" distR="0" simplePos="0" relativeHeight="487563264" behindDoc="1" locked="0" layoutInCell="1" allowOverlap="1" wp14:anchorId="39E092D3" wp14:editId="44356207">
             <wp:simplePos x="0" y="0"/>
             <wp:positionH relativeFrom="page">
-              <wp:posOffset>5104737</wp:posOffset>
+              <wp:posOffset>4838699</wp:posOffset>
             </wp:positionH>
             <wp:positionV relativeFrom="paragraph">
-              <wp:posOffset>104057</wp:posOffset>
+              <wp:posOffset>40640</wp:posOffset>
             </wp:positionV>
-            <wp:extent cx="585762" cy="247742"/>
-            <wp:effectExtent l="0" t="0" r="5080" b="0"/>
+            <wp:extent cx="1228725" cy="313690"/>
+            <wp:effectExtent l="0" t="0" r="9525" b="0"/>
             <wp:wrapNone/>
             <wp:docPr id="1" name="Image 1"/>
             <wp:cNvGraphicFramePr>
@@ -780,7 +780,7 @@
                   <pic:spPr>
                     <a:xfrm>
                       <a:off x="0" y="0"/>
-                      <a:ext cx="585762" cy="247742"/>
+                      <a:ext cx="1271590" cy="324633"/>
                     </a:xfrm>
                     <a:prstGeom prst="rect">
                       <a:avLst/>
@@ -792,6 +792,9 @@
             <wp14:sizeRelH relativeFrom="margin">
               <wp14:pctWidth>0</wp14:pctWidth>
             </wp14:sizeRelH>
+            <wp14:sizeRelV relativeFrom="margin">
+              <wp14:pctHeight>0</wp14:pctHeight>
+            </wp14:sizeRelV>
           </wp:anchor>
         </w:drawing>
       </w:r>

--- a/resources/Q_Template.docx
+++ b/resources/Q_Template.docx
@@ -723,36 +723,19 @@
       </w:pPr>
       <w:r>
         <w:rPr>
-          <w:spacing w:val="-1"/>
-        </w:rPr>
-        <w:t>本人对上述邀请事项真实性负责，并承诺督促被邀请人入境后遵守中国法律以及按时离境。</w:t>
-      </w:r>
-    </w:p>
-    <w:p>
-      <w:pPr>
-        <w:pStyle w:val="BodyText"/>
-        <w:tabs>
-          <w:tab w:val="left" w:pos="2618"/>
-        </w:tabs>
-        <w:spacing w:before="292"/>
-        <w:ind w:left="0" w:right="879"/>
-        <w:jc w:val="right"/>
-      </w:pPr>
-      <w:r>
-        <w:rPr>
           <w:noProof/>
         </w:rPr>
         <w:drawing>
-          <wp:anchor distT="0" distB="0" distL="0" distR="0" simplePos="0" relativeHeight="487563264" behindDoc="1" locked="0" layoutInCell="1" allowOverlap="1" wp14:anchorId="39E092D3" wp14:editId="44356207">
+          <wp:anchor distT="0" distB="0" distL="0" distR="0" simplePos="0" relativeHeight="251657216" behindDoc="1" locked="0" layoutInCell="1" allowOverlap="1" wp14:anchorId="39E092D3" wp14:editId="72B4DB19">
             <wp:simplePos x="0" y="0"/>
             <wp:positionH relativeFrom="page">
-              <wp:posOffset>4838699</wp:posOffset>
+              <wp:posOffset>5200650</wp:posOffset>
             </wp:positionH>
             <wp:positionV relativeFrom="paragraph">
-              <wp:posOffset>40640</wp:posOffset>
+              <wp:posOffset>339090</wp:posOffset>
             </wp:positionV>
-            <wp:extent cx="1228725" cy="313690"/>
-            <wp:effectExtent l="0" t="0" r="9525" b="0"/>
+            <wp:extent cx="933450" cy="409575"/>
+            <wp:effectExtent l="19050" t="38100" r="19050" b="28575"/>
             <wp:wrapNone/>
             <wp:docPr id="1" name="Image 1"/>
             <wp:cNvGraphicFramePr>
@@ -778,9 +761,9 @@
                     </a:stretch>
                   </pic:blipFill>
                   <pic:spPr>
-                    <a:xfrm>
+                    <a:xfrm rot="21437322">
                       <a:off x="0" y="0"/>
-                      <a:ext cx="1271590" cy="324633"/>
+                      <a:ext cx="933450" cy="409575"/>
                     </a:xfrm>
                     <a:prstGeom prst="rect">
                       <a:avLst/>
@@ -798,6 +781,23 @@
           </wp:anchor>
         </w:drawing>
       </w:r>
+      <w:r>
+        <w:rPr>
+          <w:spacing w:val="-1"/>
+        </w:rPr>
+        <w:t>本人对上述邀请事项真实性负责，并承诺督促被邀请人入境后遵守中国法律以及按时离境。</w:t>
+      </w:r>
+    </w:p>
+    <w:p>
+      <w:pPr>
+        <w:pStyle w:val="BodyText"/>
+        <w:tabs>
+          <w:tab w:val="left" w:pos="2618"/>
+        </w:tabs>
+        <w:spacing w:before="292"/>
+        <w:ind w:left="0" w:right="879"/>
+        <w:jc w:val="right"/>
+      </w:pPr>
       <w:r>
         <w:t>邀请人：..</w:t>
       </w:r>

--- a/resources/Q_Template.docx
+++ b/resources/Q_Template.docx
@@ -726,16 +726,16 @@
           <w:noProof/>
         </w:rPr>
         <w:drawing>
-          <wp:anchor distT="0" distB="0" distL="0" distR="0" simplePos="0" relativeHeight="251657216" behindDoc="1" locked="0" layoutInCell="1" allowOverlap="1" wp14:anchorId="39E092D3" wp14:editId="72B4DB19">
+          <wp:anchor distT="0" distB="0" distL="0" distR="0" simplePos="0" relativeHeight="251657216" behindDoc="1" locked="0" layoutInCell="1" allowOverlap="1" wp14:anchorId="39E092D3" wp14:editId="40A39EC7">
             <wp:simplePos x="0" y="0"/>
             <wp:positionH relativeFrom="page">
-              <wp:posOffset>5200650</wp:posOffset>
+              <wp:posOffset>5181600</wp:posOffset>
             </wp:positionH>
             <wp:positionV relativeFrom="paragraph">
-              <wp:posOffset>339090</wp:posOffset>
+              <wp:posOffset>300990</wp:posOffset>
             </wp:positionV>
-            <wp:extent cx="933450" cy="409575"/>
-            <wp:effectExtent l="19050" t="38100" r="19050" b="28575"/>
+            <wp:extent cx="962025" cy="485775"/>
+            <wp:effectExtent l="0" t="0" r="9525" b="9525"/>
             <wp:wrapNone/>
             <wp:docPr id="1" name="Image 1"/>
             <wp:cNvGraphicFramePr>
@@ -761,9 +761,9 @@
                     </a:stretch>
                   </pic:blipFill>
                   <pic:spPr>
-                    <a:xfrm rot="21437322">
+                    <a:xfrm>
                       <a:off x="0" y="0"/>
-                      <a:ext cx="933450" cy="409575"/>
+                      <a:ext cx="962294" cy="485911"/>
                     </a:xfrm>
                     <a:prstGeom prst="rect">
                       <a:avLst/>

--- a/resources/Q_Template.docx
+++ b/resources/Q_Template.docx
@@ -726,15 +726,15 @@
           <w:noProof/>
         </w:rPr>
         <w:drawing>
-          <wp:anchor distT="0" distB="0" distL="0" distR="0" simplePos="0" relativeHeight="251657216" behindDoc="1" locked="0" layoutInCell="1" allowOverlap="1" wp14:anchorId="39E092D3" wp14:editId="40A39EC7">
+          <wp:anchor distT="0" distB="0" distL="0" distR="0" simplePos="0" relativeHeight="251657216" behindDoc="1" locked="0" layoutInCell="1" allowOverlap="1" wp14:anchorId="39E092D3" wp14:editId="467C8368">
             <wp:simplePos x="0" y="0"/>
             <wp:positionH relativeFrom="page">
-              <wp:posOffset>5181600</wp:posOffset>
+              <wp:posOffset>4733925</wp:posOffset>
             </wp:positionH>
             <wp:positionV relativeFrom="paragraph">
               <wp:posOffset>300990</wp:posOffset>
             </wp:positionV>
-            <wp:extent cx="962025" cy="485775"/>
+            <wp:extent cx="1838325" cy="485775"/>
             <wp:effectExtent l="0" t="0" r="9525" b="9525"/>
             <wp:wrapNone/>
             <wp:docPr id="1" name="Image 1"/>
@@ -763,7 +763,7 @@
                   <pic:spPr>
                     <a:xfrm>
                       <a:off x="0" y="0"/>
-                      <a:ext cx="962294" cy="485911"/>
+                      <a:ext cx="1838840" cy="485911"/>
                     </a:xfrm>
                     <a:prstGeom prst="rect">
                       <a:avLst/>

--- a/resources/Q_Template.docx
+++ b/resources/Q_Template.docx
@@ -338,6 +338,9 @@
         <w:t xml:space="preserve">              </w:t>
       </w:r>
       <w:r>
+        <w:t xml:space="preserve">         </w:t>
+      </w:r>
+      <w:r>
         <w:t>停留</w:t>
       </w:r>
       <w:r>
@@ -386,6 +389,9 @@
         <w:t xml:space="preserve">    </w:t>
       </w:r>
       <w:r>
+        <w:t xml:space="preserve">          </w:t>
+      </w:r>
+      <w:r>
         <w:t>停留</w:t>
       </w:r>
       <w:r>
@@ -432,6 +438,12 @@
         <w:rPr>
           <w:sz w:val="24"/>
         </w:rPr>
+        <w:t xml:space="preserve">           </w:t>
+      </w:r>
+      <w:r>
+        <w:rPr>
+          <w:sz w:val="24"/>
+        </w:rPr>
         <w:t>停</w:t>
       </w:r>
       <w:r>
@@ -491,6 +503,12 @@
           <w:sz w:val="24"/>
         </w:rPr>
         <w:t xml:space="preserve"> </w:t>
+      </w:r>
+      <w:r>
+        <w:rPr>
+          <w:sz w:val="24"/>
+        </w:rPr>
+        <w:t xml:space="preserve">  </w:t>
       </w:r>
       <w:r>
         <w:rPr>
@@ -726,16 +744,16 @@
           <w:noProof/>
         </w:rPr>
         <w:drawing>
-          <wp:anchor distT="0" distB="0" distL="0" distR="0" simplePos="0" relativeHeight="251657216" behindDoc="1" locked="0" layoutInCell="1" allowOverlap="1" wp14:anchorId="39E092D3" wp14:editId="467C8368">
+          <wp:anchor distT="0" distB="0" distL="0" distR="0" simplePos="0" relativeHeight="251657216" behindDoc="1" locked="0" layoutInCell="1" allowOverlap="1" wp14:anchorId="39E092D3" wp14:editId="43145411">
             <wp:simplePos x="0" y="0"/>
             <wp:positionH relativeFrom="page">
               <wp:posOffset>4733925</wp:posOffset>
             </wp:positionH>
             <wp:positionV relativeFrom="paragraph">
-              <wp:posOffset>300990</wp:posOffset>
+              <wp:posOffset>302895</wp:posOffset>
             </wp:positionV>
-            <wp:extent cx="1838325" cy="485775"/>
-            <wp:effectExtent l="0" t="0" r="9525" b="9525"/>
+            <wp:extent cx="1838325" cy="647700"/>
+            <wp:effectExtent l="0" t="0" r="9525" b="0"/>
             <wp:wrapNone/>
             <wp:docPr id="1" name="Image 1"/>
             <wp:cNvGraphicFramePr>
@@ -763,7 +781,7 @@
                   <pic:spPr>
                     <a:xfrm>
                       <a:off x="0" y="0"/>
-                      <a:ext cx="1838840" cy="485911"/>
+                      <a:ext cx="1838842" cy="647882"/>
                     </a:xfrm>
                     <a:prstGeom prst="rect">
                       <a:avLst/>

--- a/resources/Q_Template.docx
+++ b/resources/Q_Template.docx
@@ -1,6 +1,6 @@
 
 <file path=word/document.xml><?xml version="1.0" encoding="utf-8"?>
-<w:document xmlns:wpc="http://schemas.microsoft.com/office/word/2010/wordprocessingCanvas" xmlns:cx="http://schemas.microsoft.com/office/drawing/2014/chartex" xmlns:cx1="http://schemas.microsoft.com/office/drawing/2015/9/8/chartex" xmlns:cx2="http://schemas.microsoft.com/office/drawing/2015/10/21/chartex" xmlns:cx3="http://schemas.microsoft.com/office/drawing/2016/5/9/chartex" xmlns:cx4="http://schemas.microsoft.com/office/drawing/2016/5/10/chartex" xmlns:cx5="http://schemas.microsoft.com/office/drawing/2016/5/11/chartex" xmlns:cx6="http://schemas.microsoft.com/office/drawing/2016/5/12/chartex" xmlns:cx7="http://schemas.microsoft.com/office/drawing/2016/5/13/chartex" xmlns:cx8="http://schemas.microsoft.com/office/drawing/2016/5/14/chartex" xmlns:mc="http://schemas.openxmlformats.org/markup-compatibility/2006" xmlns:aink="http://schemas.microsoft.com/office/drawing/2016/ink" xmlns:am3d="http://schemas.microsoft.com/office/drawing/2017/model3d" xmlns:o="urn:schemas-microsoft-com:office:office" xmlns:oel="http://schemas.microsoft.com/office/2019/extlst" xmlns:r="http://schemas.openxmlformats.org/officeDocument/2006/relationships" xmlns:m="http://schemas.openxmlformats.org/officeDocument/2006/math" xmlns:v="urn:schemas-microsoft-com:vml" xmlns:wp14="http://schemas.microsoft.com/office/word/2010/wordprocessingDrawing" xmlns:wp="http://schemas.openxmlformats.org/drawingml/2006/wordprocessingDrawing" xmlns:w10="urn:schemas-microsoft-com:office:word" xmlns:w="http://schemas.openxmlformats.org/wordprocessingml/2006/main" xmlns:w14="http://schemas.microsoft.com/office/word/2010/wordml" xmlns:w15="http://schemas.microsoft.com/office/word/2012/wordml" xmlns:w16cex="http://schemas.microsoft.com/office/word/2018/wordml/cex" xmlns:w16cid="http://schemas.microsoft.com/office/word/2016/wordml/cid" xmlns:w16="http://schemas.microsoft.com/office/word/2018/wordml" xmlns:w16du="http://schemas.microsoft.com/office/word/2023/wordml/word16du" xmlns:w16sdtdh="http://schemas.microsoft.com/office/word/2020/wordml/sdtdatahash" xmlns:w16sdtfl="http://schemas.microsoft.com/office/word/2024/wordml/sdtformatlock" xmlns:w16se="http://schemas.microsoft.com/office/word/2015/wordml/symex" xmlns:wpg="http://schemas.microsoft.com/office/word/2010/wordprocessingGroup" xmlns:wpi="http://schemas.microsoft.com/office/word/2010/wordprocessingInk" xmlns:wne="http://schemas.microsoft.com/office/word/2006/wordml" xmlns:wps="http://schemas.microsoft.com/office/word/2010/wordprocessingShape" mc:Ignorable="w14 w15 w16se w16cid w16 w16cex w16sdtdh w16sdtfl w16du wp14">
+<w:document xmlns:wpc="http://schemas.microsoft.com/office/word/2010/wordprocessingCanvas" xmlns:cx="http://schemas.microsoft.com/office/drawing/2014/chartex" xmlns:cx1="http://schemas.microsoft.com/office/drawing/2015/9/8/chartex" xmlns:cx2="http://schemas.microsoft.com/office/drawing/2015/10/21/chartex" xmlns:cx3="http://schemas.microsoft.com/office/drawing/2016/5/9/chartex" xmlns:cx4="http://schemas.microsoft.com/office/drawing/2016/5/10/chartex" xmlns:cx5="http://schemas.microsoft.com/office/drawing/2016/5/11/chartex" xmlns:cx6="http://schemas.microsoft.com/office/drawing/2016/5/12/chartex" xmlns:cx7="http://schemas.microsoft.com/office/drawing/2016/5/13/chartex" xmlns:cx8="http://schemas.microsoft.com/office/drawing/2016/5/14/chartex" xmlns:mc="http://schemas.openxmlformats.org/markup-compatibility/2006" xmlns:aink="http://schemas.microsoft.com/office/drawing/2016/ink" xmlns:am3d="http://schemas.microsoft.com/office/drawing/2017/model3d" xmlns:o="urn:schemas-microsoft-com:office:office" xmlns:r="http://schemas.openxmlformats.org/officeDocument/2006/relationships" xmlns:m="http://schemas.openxmlformats.org/officeDocument/2006/math" xmlns:v="urn:schemas-microsoft-com:vml" xmlns:wp14="http://schemas.microsoft.com/office/word/2010/wordprocessingDrawing" xmlns:wp="http://schemas.openxmlformats.org/drawingml/2006/wordprocessingDrawing" xmlns:w10="urn:schemas-microsoft-com:office:word" xmlns:w="http://schemas.openxmlformats.org/wordprocessingml/2006/main" xmlns:w14="http://schemas.microsoft.com/office/word/2010/wordml" xmlns:w15="http://schemas.microsoft.com/office/word/2012/wordml" xmlns:w16cex="http://schemas.microsoft.com/office/word/2018/wordml/cex" xmlns:w16cid="http://schemas.microsoft.com/office/word/2016/wordml/cid" xmlns:w16="http://schemas.microsoft.com/office/word/2018/wordml" xmlns:w16sdtdh="http://schemas.microsoft.com/office/word/2020/wordml/sdtdatahash" xmlns:w16se="http://schemas.microsoft.com/office/word/2015/wordml/symex" xmlns:wpg="http://schemas.microsoft.com/office/word/2010/wordprocessingGroup" xmlns:wpi="http://schemas.microsoft.com/office/word/2010/wordprocessingInk" xmlns:wne="http://schemas.microsoft.com/office/word/2006/wordml" xmlns:wps="http://schemas.microsoft.com/office/word/2010/wordprocessingShape" mc:Ignorable="w14 w15 w16se w16cid w16 w16cex w16sdtdh wp14">
   <w:body>
     <w:p>
       <w:pPr>
@@ -33,7 +33,13 @@
         <w:rPr>
           <w:spacing w:val="-4"/>
         </w:rPr>
-        <w:t>本人:</w:t>
+        <w:t>本人</w:t>
+      </w:r>
+      <w:r>
+        <w:rPr>
+          <w:spacing w:val="-4"/>
+        </w:rPr>
+        <w:t>:</w:t>
       </w:r>
       <w:r>
         <w:tab/>
@@ -66,7 +72,13 @@
         <w:rPr>
           <w:color w:val="000000"/>
         </w:rPr>
-        <w:t>国籍:</w:t>
+        <w:t>国籍</w:t>
+      </w:r>
+      <w:r>
+        <w:rPr>
+          <w:color w:val="000000"/>
+        </w:rPr>
+        <w:t>:</w:t>
       </w:r>
       <w:r>
         <w:rPr>
@@ -86,38 +98,45 @@
           <w:color w:val="000000"/>
           <w:spacing w:val="-2"/>
         </w:rPr>
-        <w:t>身份证号码:</w:t>
-      </w:r>
-      <w:r>
-        <w:rPr>
-          <w:color w:val="000000"/>
-        </w:rPr>
-        <w:tab/>
-      </w:r>
-      <w:r>
-        <w:rPr>
-          <w:rFonts w:ascii="Cambria" w:hAnsi="Cambria"/>
+        <w:t>身份证号码</w:t>
+      </w:r>
+      <w:r>
+        <w:rPr>
           <w:color w:val="000000"/>
           <w:spacing w:val="-2"/>
         </w:rPr>
-        <w:t>{{</w:t>
-      </w:r>
-      <w:proofErr w:type="spellStart"/>
+        <w:t>:</w:t>
+      </w:r>
+      <w:r>
+        <w:rPr>
+          <w:color w:val="000000"/>
+        </w:rPr>
+        <w:tab/>
+      </w:r>
       <w:r>
         <w:rPr>
           <w:rFonts w:ascii="Cambria" w:hAnsi="Cambria"/>
           <w:color w:val="000000"/>
           <w:spacing w:val="-2"/>
         </w:rPr>
-        <w:t>inviterIdCard</w:t>
-      </w:r>
-      <w:proofErr w:type="spellEnd"/>
+        <w:t>{{</w:t>
+      </w:r>
+      <w:proofErr w:type="spellStart"/>
       <w:r>
         <w:rPr>
           <w:rFonts w:ascii="Cambria" w:hAnsi="Cambria"/>
           <w:color w:val="000000"/>
           <w:spacing w:val="-2"/>
         </w:rPr>
+        <w:t>inviterIdCard</w:t>
+      </w:r>
+      <w:proofErr w:type="spellEnd"/>
+      <w:r>
+        <w:rPr>
+          <w:rFonts w:ascii="Cambria" w:hAnsi="Cambria"/>
+          <w:color w:val="000000"/>
+          <w:spacing w:val="-2"/>
+        </w:rPr>
         <w:t>}}</w:t>
       </w:r>
     </w:p>
@@ -133,7 +152,13 @@
         <w:rPr>
           <w:spacing w:val="-1"/>
         </w:rPr>
-        <w:t xml:space="preserve">联系电话: </w:t>
+        <w:t>联系电话</w:t>
+      </w:r>
+      <w:r>
+        <w:rPr>
+          <w:spacing w:val="-1"/>
+        </w:rPr>
+        <w:t xml:space="preserve">: </w:t>
       </w:r>
       <w:r>
         <w:rPr>
@@ -601,7 +626,13 @@
         <w:rPr>
           <w:spacing w:val="-1"/>
         </w:rPr>
-        <w:t xml:space="preserve">被邀请人姓名: </w:t>
+        <w:t>被邀请人姓名</w:t>
+      </w:r>
+      <w:r>
+        <w:rPr>
+          <w:spacing w:val="-1"/>
+        </w:rPr>
+        <w:t xml:space="preserve">: </w:t>
       </w:r>
       <w:r>
         <w:t>{{n</w:t>
@@ -652,7 +683,10 @@
         <w:t xml:space="preserve">}} </w:t>
       </w:r>
       <w:r>
-        <w:t xml:space="preserve">出生日期:  </w:t>
+        <w:t>出生日期</w:t>
+      </w:r>
+      <w:r>
+        <w:t xml:space="preserve">:  </w:t>
       </w:r>
       <w:r>
         <w:t>{{</w:t>
@@ -669,7 +703,13 @@
         <w:rPr>
           <w:spacing w:val="-40"/>
         </w:rPr>
-        <w:t xml:space="preserve">年 </w:t>
+        <w:t>年</w:t>
+      </w:r>
+      <w:r>
+        <w:rPr>
+          <w:spacing w:val="-40"/>
+        </w:rPr>
+        <w:t xml:space="preserve"> </w:t>
       </w:r>
       <w:r>
         <w:t>{{</w:t>
@@ -686,7 +726,19 @@
         <w:rPr>
           <w:spacing w:val="-40"/>
         </w:rPr>
-        <w:t xml:space="preserve"> 月 </w:t>
+        <w:t xml:space="preserve"> </w:t>
+      </w:r>
+      <w:r>
+        <w:rPr>
+          <w:spacing w:val="-40"/>
+        </w:rPr>
+        <w:t>月</w:t>
+      </w:r>
+      <w:r>
+        <w:rPr>
+          <w:spacing w:val="-40"/>
+        </w:rPr>
+        <w:t xml:space="preserve"> </w:t>
       </w:r>
       <w:r>
         <w:t>{{</w:t>
@@ -703,7 +755,13 @@
         <w:rPr>
           <w:spacing w:val="-35"/>
         </w:rPr>
-        <w:t xml:space="preserve"> 日</w:t>
+        <w:t xml:space="preserve"> </w:t>
+      </w:r>
+      <w:r>
+        <w:rPr>
+          <w:spacing w:val="-35"/>
+        </w:rPr>
+        <w:t>日</w:t>
       </w:r>
     </w:p>
     <w:p>
@@ -744,16 +802,16 @@
           <w:noProof/>
         </w:rPr>
         <w:drawing>
-          <wp:anchor distT="0" distB="0" distL="0" distR="0" simplePos="0" relativeHeight="251657216" behindDoc="1" locked="0" layoutInCell="1" allowOverlap="1" wp14:anchorId="39E092D3" wp14:editId="43145411">
+          <wp:anchor distT="0" distB="0" distL="0" distR="0" simplePos="0" relativeHeight="251657216" behindDoc="1" locked="0" layoutInCell="1" allowOverlap="1" wp14:anchorId="39E092D3" wp14:editId="4F4D894F">
             <wp:simplePos x="0" y="0"/>
             <wp:positionH relativeFrom="page">
-              <wp:posOffset>4733925</wp:posOffset>
+              <wp:posOffset>4732020</wp:posOffset>
             </wp:positionH>
             <wp:positionV relativeFrom="paragraph">
-              <wp:posOffset>302895</wp:posOffset>
+              <wp:posOffset>299085</wp:posOffset>
             </wp:positionV>
-            <wp:extent cx="1838325" cy="647700"/>
-            <wp:effectExtent l="0" t="0" r="9525" b="0"/>
+            <wp:extent cx="1838325" cy="967740"/>
+            <wp:effectExtent l="0" t="0" r="9525" b="3810"/>
             <wp:wrapNone/>
             <wp:docPr id="1" name="Image 1"/>
             <wp:cNvGraphicFramePr>
@@ -781,7 +839,7 @@
                   <pic:spPr>
                     <a:xfrm>
                       <a:off x="0" y="0"/>
-                      <a:ext cx="1838842" cy="647882"/>
+                      <a:ext cx="1838844" cy="968013"/>
                     </a:xfrm>
                     <a:prstGeom prst="rect">
                       <a:avLst/>
@@ -817,7 +875,10 @@
         <w:jc w:val="right"/>
       </w:pPr>
       <w:r>
-        <w:t>邀请人：..</w:t>
+        <w:t>邀请人：</w:t>
+      </w:r>
+      <w:r>
+        <w:t>..</w:t>
       </w:r>
       <w:r>
         <w:rPr>
@@ -1012,7 +1073,7 @@
 </file>
 
 <file path=word/numbering.xml><?xml version="1.0" encoding="utf-8"?>
-<w:numbering xmlns:wpc="http://schemas.microsoft.com/office/word/2010/wordprocessingCanvas" xmlns:cx="http://schemas.microsoft.com/office/drawing/2014/chartex" xmlns:cx1="http://schemas.microsoft.com/office/drawing/2015/9/8/chartex" xmlns:cx2="http://schemas.microsoft.com/office/drawing/2015/10/21/chartex" xmlns:cx3="http://schemas.microsoft.com/office/drawing/2016/5/9/chartex" xmlns:cx4="http://schemas.microsoft.com/office/drawing/2016/5/10/chartex" xmlns:cx5="http://schemas.microsoft.com/office/drawing/2016/5/11/chartex" xmlns:cx6="http://schemas.microsoft.com/office/drawing/2016/5/12/chartex" xmlns:cx7="http://schemas.microsoft.com/office/drawing/2016/5/13/chartex" xmlns:cx8="http://schemas.microsoft.com/office/drawing/2016/5/14/chartex" xmlns:mc="http://schemas.openxmlformats.org/markup-compatibility/2006" xmlns:aink="http://schemas.microsoft.com/office/drawing/2016/ink" xmlns:am3d="http://schemas.microsoft.com/office/drawing/2017/model3d" xmlns:o="urn:schemas-microsoft-com:office:office" xmlns:oel="http://schemas.microsoft.com/office/2019/extlst" xmlns:r="http://schemas.openxmlformats.org/officeDocument/2006/relationships" xmlns:m="http://schemas.openxmlformats.org/officeDocument/2006/math" xmlns:v="urn:schemas-microsoft-com:vml" xmlns:wp14="http://schemas.microsoft.com/office/word/2010/wordprocessingDrawing" xmlns:wp="http://schemas.openxmlformats.org/drawingml/2006/wordprocessingDrawing" xmlns:w10="urn:schemas-microsoft-com:office:word" xmlns:w="http://schemas.openxmlformats.org/wordprocessingml/2006/main" xmlns:w14="http://schemas.microsoft.com/office/word/2010/wordml" xmlns:w15="http://schemas.microsoft.com/office/word/2012/wordml" xmlns:w16cex="http://schemas.microsoft.com/office/word/2018/wordml/cex" xmlns:w16cid="http://schemas.microsoft.com/office/word/2016/wordml/cid" xmlns:w16="http://schemas.microsoft.com/office/word/2018/wordml" xmlns:w16du="http://schemas.microsoft.com/office/word/2023/wordml/word16du" xmlns:w16sdtdh="http://schemas.microsoft.com/office/word/2020/wordml/sdtdatahash" xmlns:w16sdtfl="http://schemas.microsoft.com/office/word/2024/wordml/sdtformatlock" xmlns:w16se="http://schemas.microsoft.com/office/word/2015/wordml/symex" xmlns:wpg="http://schemas.microsoft.com/office/word/2010/wordprocessingGroup" xmlns:wpi="http://schemas.microsoft.com/office/word/2010/wordprocessingInk" xmlns:wne="http://schemas.microsoft.com/office/word/2006/wordml" xmlns:wps="http://schemas.microsoft.com/office/word/2010/wordprocessingShape" mc:Ignorable="w14 w15 w16se w16cid w16 w16cex w16sdtdh w16sdtfl w16du wp14">
+<w:numbering xmlns:wpc="http://schemas.microsoft.com/office/word/2010/wordprocessingCanvas" xmlns:cx="http://schemas.microsoft.com/office/drawing/2014/chartex" xmlns:cx1="http://schemas.microsoft.com/office/drawing/2015/9/8/chartex" xmlns:cx2="http://schemas.microsoft.com/office/drawing/2015/10/21/chartex" xmlns:cx3="http://schemas.microsoft.com/office/drawing/2016/5/9/chartex" xmlns:cx4="http://schemas.microsoft.com/office/drawing/2016/5/10/chartex" xmlns:cx5="http://schemas.microsoft.com/office/drawing/2016/5/11/chartex" xmlns:cx6="http://schemas.microsoft.com/office/drawing/2016/5/12/chartex" xmlns:cx7="http://schemas.microsoft.com/office/drawing/2016/5/13/chartex" xmlns:cx8="http://schemas.microsoft.com/office/drawing/2016/5/14/chartex" xmlns:mc="http://schemas.openxmlformats.org/markup-compatibility/2006" xmlns:aink="http://schemas.microsoft.com/office/drawing/2016/ink" xmlns:am3d="http://schemas.microsoft.com/office/drawing/2017/model3d" xmlns:o="urn:schemas-microsoft-com:office:office" xmlns:r="http://schemas.openxmlformats.org/officeDocument/2006/relationships" xmlns:m="http://schemas.openxmlformats.org/officeDocument/2006/math" xmlns:v="urn:schemas-microsoft-com:vml" xmlns:wp14="http://schemas.microsoft.com/office/word/2010/wordprocessingDrawing" xmlns:wp="http://schemas.openxmlformats.org/drawingml/2006/wordprocessingDrawing" xmlns:w10="urn:schemas-microsoft-com:office:word" xmlns:w="http://schemas.openxmlformats.org/wordprocessingml/2006/main" xmlns:w14="http://schemas.microsoft.com/office/word/2010/wordml" xmlns:w15="http://schemas.microsoft.com/office/word/2012/wordml" xmlns:w16cex="http://schemas.microsoft.com/office/word/2018/wordml/cex" xmlns:w16cid="http://schemas.microsoft.com/office/word/2016/wordml/cid" xmlns:w16="http://schemas.microsoft.com/office/word/2018/wordml" xmlns:w16sdtdh="http://schemas.microsoft.com/office/word/2020/wordml/sdtdatahash" xmlns:w16se="http://schemas.microsoft.com/office/word/2015/wordml/symex" xmlns:wpg="http://schemas.microsoft.com/office/word/2010/wordprocessingGroup" xmlns:wpi="http://schemas.microsoft.com/office/word/2010/wordprocessingInk" xmlns:wne="http://schemas.microsoft.com/office/word/2006/wordml" xmlns:wps="http://schemas.microsoft.com/office/word/2010/wordprocessingShape" mc:Ignorable="w14 w15 w16se w16cid w16 w16cex w16sdtdh wp14">
   <w:abstractNum w:abstractNumId="0" w15:restartNumberingAfterBreak="0">
     <w:nsid w:val="59666C7A"/>
     <w:multiLevelType w:val="hybridMultilevel"/>
@@ -1134,14 +1195,14 @@
       </w:rPr>
     </w:lvl>
   </w:abstractNum>
-  <w:num w:numId="1" w16cid:durableId="132409967">
+  <w:num w:numId="1">
     <w:abstractNumId w:val="0"/>
   </w:num>
 </w:numbering>
 </file>
 
 <file path=word/styles.xml><?xml version="1.0" encoding="utf-8"?>
-<w:styles xmlns:mc="http://schemas.openxmlformats.org/markup-compatibility/2006" xmlns:r="http://schemas.openxmlformats.org/officeDocument/2006/relationships" xmlns:w="http://schemas.openxmlformats.org/wordprocessingml/2006/main" xmlns:w14="http://schemas.microsoft.com/office/word/2010/wordml" xmlns:w15="http://schemas.microsoft.com/office/word/2012/wordml" xmlns:w16cex="http://schemas.microsoft.com/office/word/2018/wordml/cex" xmlns:w16cid="http://schemas.microsoft.com/office/word/2016/wordml/cid" xmlns:w16="http://schemas.microsoft.com/office/word/2018/wordml" xmlns:w16du="http://schemas.microsoft.com/office/word/2023/wordml/word16du" xmlns:w16sdtdh="http://schemas.microsoft.com/office/word/2020/wordml/sdtdatahash" xmlns:w16sdtfl="http://schemas.microsoft.com/office/word/2024/wordml/sdtformatlock" xmlns:w16se="http://schemas.microsoft.com/office/word/2015/wordml/symex" mc:Ignorable="w14 w15 w16se w16cid w16 w16cex w16sdtdh w16sdtfl w16du">
+<w:styles xmlns:mc="http://schemas.openxmlformats.org/markup-compatibility/2006" xmlns:r="http://schemas.openxmlformats.org/officeDocument/2006/relationships" xmlns:w="http://schemas.openxmlformats.org/wordprocessingml/2006/main" xmlns:w14="http://schemas.microsoft.com/office/word/2010/wordml" xmlns:w15="http://schemas.microsoft.com/office/word/2012/wordml" xmlns:w16cex="http://schemas.microsoft.com/office/word/2018/wordml/cex" xmlns:w16cid="http://schemas.microsoft.com/office/word/2016/wordml/cid" xmlns:w16="http://schemas.microsoft.com/office/word/2018/wordml" xmlns:w16sdtdh="http://schemas.microsoft.com/office/word/2020/wordml/sdtdatahash" xmlns:w16se="http://schemas.microsoft.com/office/word/2015/wordml/symex" mc:Ignorable="w14 w15 w16se w16cid w16 w16cex w16sdtdh">
   <w:docDefaults>
     <w:rPrDefault>
       <w:rPr>

--- a/resources/Q_Template.docx
+++ b/resources/Q_Template.docx
@@ -33,13 +33,7 @@
         <w:rPr>
           <w:spacing w:val="-4"/>
         </w:rPr>
-        <w:t>本人</w:t>
-      </w:r>
-      <w:r>
-        <w:rPr>
-          <w:spacing w:val="-4"/>
-        </w:rPr>
-        <w:t>:</w:t>
+        <w:t>本人:</w:t>
       </w:r>
       <w:r>
         <w:tab/>
@@ -72,13 +66,7 @@
         <w:rPr>
           <w:color w:val="000000"/>
         </w:rPr>
-        <w:t>国籍</w:t>
-      </w:r>
-      <w:r>
-        <w:rPr>
-          <w:color w:val="000000"/>
-        </w:rPr>
-        <w:t>:</w:t>
+        <w:t>国籍:</w:t>
       </w:r>
       <w:r>
         <w:rPr>
@@ -98,45 +86,38 @@
           <w:color w:val="000000"/>
           <w:spacing w:val="-2"/>
         </w:rPr>
-        <w:t>身份证号码</w:t>
-      </w:r>
-      <w:r>
-        <w:rPr>
+        <w:t>身份证号码:</w:t>
+      </w:r>
+      <w:r>
+        <w:rPr>
+          <w:color w:val="000000"/>
+        </w:rPr>
+        <w:tab/>
+      </w:r>
+      <w:r>
+        <w:rPr>
+          <w:rFonts w:ascii="Cambria" w:hAnsi="Cambria"/>
           <w:color w:val="000000"/>
           <w:spacing w:val="-2"/>
         </w:rPr>
-        <w:t>:</w:t>
-      </w:r>
-      <w:r>
-        <w:rPr>
-          <w:color w:val="000000"/>
-        </w:rPr>
-        <w:tab/>
-      </w:r>
+        <w:t>{{</w:t>
+      </w:r>
+      <w:proofErr w:type="spellStart"/>
       <w:r>
         <w:rPr>
           <w:rFonts w:ascii="Cambria" w:hAnsi="Cambria"/>
           <w:color w:val="000000"/>
           <w:spacing w:val="-2"/>
         </w:rPr>
-        <w:t>{{</w:t>
-      </w:r>
-      <w:proofErr w:type="spellStart"/>
+        <w:t>inviterIdCard</w:t>
+      </w:r>
+      <w:proofErr w:type="spellEnd"/>
       <w:r>
         <w:rPr>
           <w:rFonts w:ascii="Cambria" w:hAnsi="Cambria"/>
           <w:color w:val="000000"/>
           <w:spacing w:val="-2"/>
         </w:rPr>
-        <w:t>inviterIdCard</w:t>
-      </w:r>
-      <w:proofErr w:type="spellEnd"/>
-      <w:r>
-        <w:rPr>
-          <w:rFonts w:ascii="Cambria" w:hAnsi="Cambria"/>
-          <w:color w:val="000000"/>
-          <w:spacing w:val="-2"/>
-        </w:rPr>
         <w:t>}}</w:t>
       </w:r>
     </w:p>
@@ -152,13 +133,7 @@
         <w:rPr>
           <w:spacing w:val="-1"/>
         </w:rPr>
-        <w:t>联系电话</w:t>
-      </w:r>
-      <w:r>
-        <w:rPr>
-          <w:spacing w:val="-1"/>
-        </w:rPr>
-        <w:t xml:space="preserve">: </w:t>
+        <w:t xml:space="preserve">联系电话: </w:t>
       </w:r>
       <w:r>
         <w:rPr>
@@ -626,13 +601,7 @@
         <w:rPr>
           <w:spacing w:val="-1"/>
         </w:rPr>
-        <w:t>被邀请人姓名</w:t>
-      </w:r>
-      <w:r>
-        <w:rPr>
-          <w:spacing w:val="-1"/>
-        </w:rPr>
-        <w:t xml:space="preserve">: </w:t>
+        <w:t xml:space="preserve">被邀请人姓名: </w:t>
       </w:r>
       <w:r>
         <w:t>{{n</w:t>
@@ -683,10 +652,7 @@
         <w:t xml:space="preserve">}} </w:t>
       </w:r>
       <w:r>
-        <w:t>出生日期</w:t>
-      </w:r>
-      <w:r>
-        <w:t xml:space="preserve">:  </w:t>
+        <w:t xml:space="preserve">出生日期:  </w:t>
       </w:r>
       <w:r>
         <w:t>{{</w:t>
@@ -703,20 +669,31 @@
         <w:rPr>
           <w:spacing w:val="-40"/>
         </w:rPr>
-        <w:t>年</w:t>
+        <w:t xml:space="preserve">年 </w:t>
+      </w:r>
+      <w:r>
+        <w:t>{{</w:t>
+      </w:r>
+      <w:proofErr w:type="spellStart"/>
+      <w:r>
+        <w:t>birth_month</w:t>
+      </w:r>
+      <w:proofErr w:type="spellEnd"/>
+      <w:r>
+        <w:t>}}</w:t>
       </w:r>
       <w:r>
         <w:rPr>
           <w:spacing w:val="-40"/>
         </w:rPr>
-        <w:t xml:space="preserve"> </w:t>
+        <w:t xml:space="preserve"> 月 </w:t>
       </w:r>
       <w:r>
         <w:t>{{</w:t>
       </w:r>
       <w:proofErr w:type="spellStart"/>
       <w:r>
-        <w:t>birth_month</w:t>
+        <w:t>birth_day</w:t>
       </w:r>
       <w:proofErr w:type="spellEnd"/>
       <w:r>
@@ -724,44 +701,9 @@
       </w:r>
       <w:r>
         <w:rPr>
-          <w:spacing w:val="-40"/>
-        </w:rPr>
-        <w:t xml:space="preserve"> </w:t>
-      </w:r>
-      <w:r>
-        <w:rPr>
-          <w:spacing w:val="-40"/>
-        </w:rPr>
-        <w:t>月</w:t>
-      </w:r>
-      <w:r>
-        <w:rPr>
-          <w:spacing w:val="-40"/>
-        </w:rPr>
-        <w:t xml:space="preserve"> </w:t>
-      </w:r>
-      <w:r>
-        <w:t>{{</w:t>
-      </w:r>
-      <w:proofErr w:type="spellStart"/>
-      <w:r>
-        <w:t>birth_day</w:t>
-      </w:r>
-      <w:proofErr w:type="spellEnd"/>
-      <w:r>
-        <w:t>}}</w:t>
-      </w:r>
-      <w:r>
-        <w:rPr>
           <w:spacing w:val="-35"/>
         </w:rPr>
-        <w:t xml:space="preserve"> </w:t>
-      </w:r>
-      <w:r>
-        <w:rPr>
-          <w:spacing w:val="-35"/>
-        </w:rPr>
-        <w:t>日</w:t>
+        <w:t xml:space="preserve"> 日</w:t>
       </w:r>
     </w:p>
     <w:p>
@@ -802,16 +744,16 @@
           <w:noProof/>
         </w:rPr>
         <w:drawing>
-          <wp:anchor distT="0" distB="0" distL="0" distR="0" simplePos="0" relativeHeight="251657216" behindDoc="1" locked="0" layoutInCell="1" allowOverlap="1" wp14:anchorId="39E092D3" wp14:editId="4F4D894F">
+          <wp:anchor distT="0" distB="0" distL="0" distR="0" simplePos="0" relativeHeight="251657216" behindDoc="1" locked="0" layoutInCell="1" allowOverlap="1" wp14:anchorId="39E092D3" wp14:editId="34EF6090">
             <wp:simplePos x="0" y="0"/>
             <wp:positionH relativeFrom="page">
-              <wp:posOffset>4732020</wp:posOffset>
+              <wp:posOffset>4983480</wp:posOffset>
             </wp:positionH>
             <wp:positionV relativeFrom="paragraph">
-              <wp:posOffset>299085</wp:posOffset>
+              <wp:posOffset>93345</wp:posOffset>
             </wp:positionV>
-            <wp:extent cx="1838325" cy="967740"/>
-            <wp:effectExtent l="0" t="0" r="9525" b="3810"/>
+            <wp:extent cx="1289685" cy="800100"/>
+            <wp:effectExtent l="0" t="0" r="5715" b="0"/>
             <wp:wrapNone/>
             <wp:docPr id="1" name="Image 1"/>
             <wp:cNvGraphicFramePr>
@@ -839,7 +781,7 @@
                   <pic:spPr>
                     <a:xfrm>
                       <a:off x="0" y="0"/>
-                      <a:ext cx="1838844" cy="968013"/>
+                      <a:ext cx="1289685" cy="800100"/>
                     </a:xfrm>
                     <a:prstGeom prst="rect">
                       <a:avLst/>
@@ -875,10 +817,7 @@
         <w:jc w:val="right"/>
       </w:pPr>
       <w:r>
-        <w:t>邀请人：</w:t>
-      </w:r>
-      <w:r>
-        <w:t>..</w:t>
+        <w:t>邀请人：..</w:t>
       </w:r>
       <w:r>
         <w:rPr>

--- a/resources/Q_Template.docx
+++ b/resources/Q_Template.docx
@@ -744,15 +744,15 @@
           <w:noProof/>
         </w:rPr>
         <w:drawing>
-          <wp:anchor distT="0" distB="0" distL="0" distR="0" simplePos="0" relativeHeight="251657216" behindDoc="1" locked="0" layoutInCell="1" allowOverlap="1" wp14:anchorId="39E092D3" wp14:editId="34EF6090">
+          <wp:anchor distT="0" distB="0" distL="0" distR="0" simplePos="0" relativeHeight="251658240" behindDoc="1" locked="0" layoutInCell="1" allowOverlap="1" wp14:anchorId="39E092D3" wp14:editId="727B1195">
             <wp:simplePos x="0" y="0"/>
             <wp:positionH relativeFrom="page">
-              <wp:posOffset>4983480</wp:posOffset>
+              <wp:posOffset>5082540</wp:posOffset>
             </wp:positionH>
             <wp:positionV relativeFrom="paragraph">
-              <wp:posOffset>93345</wp:posOffset>
+              <wp:posOffset>276225</wp:posOffset>
             </wp:positionV>
-            <wp:extent cx="1289685" cy="800100"/>
+            <wp:extent cx="1022985" cy="556260"/>
             <wp:effectExtent l="0" t="0" r="5715" b="0"/>
             <wp:wrapNone/>
             <wp:docPr id="1" name="Image 1"/>
@@ -781,7 +781,7 @@
                   <pic:spPr>
                     <a:xfrm>
                       <a:off x="0" y="0"/>
-                      <a:ext cx="1289685" cy="800100"/>
+                      <a:ext cx="1022985" cy="556260"/>
                     </a:xfrm>
                     <a:prstGeom prst="rect">
                       <a:avLst/>

--- a/resources/Q_Template.docx
+++ b/resources/Q_Template.docx
@@ -744,15 +744,15 @@
           <w:noProof/>
         </w:rPr>
         <w:drawing>
-          <wp:anchor distT="0" distB="0" distL="0" distR="0" simplePos="0" relativeHeight="251658240" behindDoc="1" locked="0" layoutInCell="1" allowOverlap="1" wp14:anchorId="39E092D3" wp14:editId="727B1195">
+          <wp:anchor distT="0" distB="0" distL="0" distR="0" simplePos="0" relativeHeight="251658240" behindDoc="1" locked="0" layoutInCell="1" allowOverlap="1" wp14:anchorId="39E092D3" wp14:editId="4385346A">
             <wp:simplePos x="0" y="0"/>
             <wp:positionH relativeFrom="page">
               <wp:posOffset>5082540</wp:posOffset>
             </wp:positionH>
             <wp:positionV relativeFrom="paragraph">
-              <wp:posOffset>276225</wp:posOffset>
+              <wp:posOffset>200025</wp:posOffset>
             </wp:positionV>
-            <wp:extent cx="1022985" cy="556260"/>
+            <wp:extent cx="1022985" cy="693420"/>
             <wp:effectExtent l="0" t="0" r="5715" b="0"/>
             <wp:wrapNone/>
             <wp:docPr id="1" name="Image 1"/>
@@ -781,7 +781,7 @@
                   <pic:spPr>
                     <a:xfrm>
                       <a:off x="0" y="0"/>
-                      <a:ext cx="1022985" cy="556260"/>
+                      <a:ext cx="1022985" cy="693420"/>
                     </a:xfrm>
                     <a:prstGeom prst="rect">
                       <a:avLst/>
